--- a/Prachponleu Uch's Resume.docx
+++ b/Prachponleu Uch's Resume.docx
@@ -1,115 +1,86 @@
 
 <file path=word/document.xml><?xml version="1.0" encoding="utf-8"?>
-<w:document xmlns:mc="http://schemas.openxmlformats.org/markup-compatibility/2006" xmlns:o="urn:schemas-microsoft-com:office:office" xmlns:r="http://schemas.openxmlformats.org/officeDocument/2006/relationships" xmlns:m="http://schemas.openxmlformats.org/officeDocument/2006/math" xmlns:v="urn:schemas-microsoft-com:vml" xmlns:wp="http://schemas.openxmlformats.org/drawingml/2006/wordprocessingDrawing" xmlns:w10="urn:schemas-microsoft-com:office:word" xmlns:w="http://schemas.openxmlformats.org/wordprocessingml/2006/main" xmlns:wne="http://schemas.microsoft.com/office/word/2006/wordml" xmlns:sl="http://schemas.openxmlformats.org/schemaLibrary/2006/main" xmlns:a="http://schemas.openxmlformats.org/drawingml/2006/main" xmlns:pic="http://schemas.openxmlformats.org/drawingml/2006/picture" xmlns:c="http://schemas.openxmlformats.org/drawingml/2006/chart" xmlns:lc="http://schemas.openxmlformats.org/drawingml/2006/lockedCanvas" xmlns:dgm="http://schemas.openxmlformats.org/drawingml/2006/diagram" xmlns:wps="http://schemas.microsoft.com/office/word/2010/wordprocessingShape" xmlns:wpg="http://schemas.microsoft.com/office/word/2010/wordprocessingGroup" xmlns:w14="http://schemas.microsoft.com/office/word/2010/wordml" xmlns:w15="http://schemas.microsoft.com/office/word/2012/wordml">
+<w:document xmlns:wpc="http://schemas.microsoft.com/office/word/2010/wordprocessingCanvas" xmlns:cx="http://schemas.microsoft.com/office/drawing/2014/chartex" xmlns:cx1="http://schemas.microsoft.com/office/drawing/2015/9/8/chartex" xmlns:cx2="http://schemas.microsoft.com/office/drawing/2015/10/21/chartex" xmlns:cx3="http://schemas.microsoft.com/office/drawing/2016/5/9/chartex" xmlns:cx4="http://schemas.microsoft.com/office/drawing/2016/5/10/chartex" xmlns:cx5="http://schemas.microsoft.com/office/drawing/2016/5/11/chartex" xmlns:cx6="http://schemas.microsoft.com/office/drawing/2016/5/12/chartex" xmlns:cx7="http://schemas.microsoft.com/office/drawing/2016/5/13/chartex" xmlns:cx8="http://schemas.microsoft.com/office/drawing/2016/5/14/chartex" xmlns:mc="http://schemas.openxmlformats.org/markup-compatibility/2006" xmlns:aink="http://schemas.microsoft.com/office/drawing/2016/ink" xmlns:am3d="http://schemas.microsoft.com/office/drawing/2017/model3d" xmlns:o="urn:schemas-microsoft-com:office:office" xmlns:oel="http://schemas.microsoft.com/office/2019/extlst" xmlns:r="http://schemas.openxmlformats.org/officeDocument/2006/relationships" xmlns:m="http://schemas.openxmlformats.org/officeDocument/2006/math" xmlns:v="urn:schemas-microsoft-com:vml" xmlns:wp14="http://schemas.microsoft.com/office/word/2010/wordprocessingDrawing" xmlns:wp="http://schemas.openxmlformats.org/drawingml/2006/wordprocessingDrawing" xmlns:w10="urn:schemas-microsoft-com:office:word" xmlns:w="http://schemas.openxmlformats.org/wordprocessingml/2006/main" xmlns:w14="http://schemas.microsoft.com/office/word/2010/wordml" xmlns:w15="http://schemas.microsoft.com/office/word/2012/wordml" xmlns:w16cex="http://schemas.microsoft.com/office/word/2018/wordml/cex" xmlns:w16cid="http://schemas.microsoft.com/office/word/2016/wordml/cid" xmlns:w16="http://schemas.microsoft.com/office/word/2018/wordml" xmlns:w16sdtdh="http://schemas.microsoft.com/office/word/2020/wordml/sdtdatahash" xmlns:w16se="http://schemas.microsoft.com/office/word/2015/wordml/symex" xmlns:wpg="http://schemas.microsoft.com/office/word/2010/wordprocessingGroup" xmlns:wpi="http://schemas.microsoft.com/office/word/2010/wordprocessingInk" xmlns:wne="http://schemas.microsoft.com/office/word/2006/wordml" xmlns:wps="http://schemas.microsoft.com/office/word/2010/wordprocessingShape" mc:Ignorable="w14 w15 w16se w16cid w16 w16cex w16sdtdh wp14">
   <w:body>
     <w:p>
       <w:pPr>
-        <w:keepNext w:val="0"/>
-        <w:keepLines w:val="0"/>
-        <w:pageBreakBefore w:val="0"/>
-        <w:widowControl w:val="1"/>
         <w:pBdr>
-          <w:top w:space="0" w:sz="0" w:val="nil"/>
-          <w:left w:space="0" w:sz="0" w:val="nil"/>
-          <w:bottom w:space="0" w:sz="0" w:val="nil"/>
-          <w:right w:space="0" w:sz="0" w:val="nil"/>
-          <w:between w:space="0" w:sz="0" w:val="nil"/>
+          <w:top w:val="nil"/>
+          <w:left w:val="nil"/>
+          <w:bottom w:val="nil"/>
+          <w:right w:val="nil"/>
+          <w:between w:val="nil"/>
         </w:pBdr>
-        <w:shd w:fill="auto" w:val="clear"/>
         <w:tabs>
-          <w:tab w:val="right" w:leader="none" w:pos="10620"/>
+          <w:tab w:val="right" w:pos="10620"/>
         </w:tabs>
-        <w:spacing w:after="0" w:before="0" w:line="276" w:lineRule="auto"/>
-        <w:ind w:left="0" w:right="0" w:firstLine="0"/>
         <w:jc w:val="center"/>
         <w:rPr>
-          <w:rFonts w:ascii="Times" w:cs="Times" w:eastAsia="Times" w:hAnsi="Times"/>
-          <w:b w:val="1"/>
-          <w:color w:val="4a86e8"/>
-        </w:rPr>
-      </w:pPr>
-      <w:r>
-        <w:rPr>
-          <w:rFonts w:ascii="Times" w:cs="Times" w:eastAsia="Times" w:hAnsi="Times"/>
-          <w:b w:val="1"/>
+          <w:rFonts w:ascii="Times" w:eastAsia="Times" w:hAnsi="Times" w:cs="Times"/>
+          <w:b/>
+          <w:color w:val="4A86E8"/>
+        </w:rPr>
+      </w:pPr>
+      <w:r>
+        <w:rPr>
+          <w:rFonts w:ascii="Times" w:eastAsia="Times" w:hAnsi="Times" w:cs="Times"/>
+          <w:b/>
           <w:sz w:val="36"/>
           <w:szCs w:val="36"/>
-          <w:rtl w:val="0"/>
-        </w:rPr>
-        <w:t xml:space="preserve">Prachponleu</w:t>
-      </w:r>
-      <w:r>
-        <w:rPr>
-          <w:rFonts w:ascii="Times" w:cs="Times" w:eastAsia="Times" w:hAnsi="Times"/>
-          <w:b w:val="1"/>
-          <w:sz w:val="36"/>
-          <w:szCs w:val="36"/>
-          <w:rtl w:val="0"/>
-        </w:rPr>
-        <w:t xml:space="preserve"> (Alex) Uch</w:t>
-      </w:r>
-      <w:r>
-        <w:rPr>
-          <w:rtl w:val="0"/>
-        </w:rPr>
+        </w:rPr>
+        <w:t>Prachponleu (Alex) Uch</w:t>
       </w:r>
     </w:p>
     <w:p>
       <w:pPr>
-        <w:keepNext w:val="0"/>
-        <w:keepLines w:val="0"/>
-        <w:pageBreakBefore w:val="0"/>
-        <w:widowControl w:val="1"/>
         <w:pBdr>
-          <w:top w:space="0" w:sz="0" w:val="nil"/>
-          <w:left w:space="0" w:sz="0" w:val="nil"/>
-          <w:bottom w:space="0" w:sz="0" w:val="nil"/>
-          <w:right w:space="0" w:sz="0" w:val="nil"/>
-          <w:between w:space="0" w:sz="0" w:val="nil"/>
+          <w:top w:val="nil"/>
+          <w:left w:val="nil"/>
+          <w:bottom w:val="nil"/>
+          <w:right w:val="nil"/>
+          <w:between w:val="nil"/>
         </w:pBdr>
-        <w:shd w:fill="auto" w:val="clear"/>
         <w:tabs>
-          <w:tab w:val="right" w:leader="none" w:pos="10350"/>
+          <w:tab w:val="right" w:pos="10350"/>
         </w:tabs>
-        <w:spacing w:after="0" w:before="0" w:line="276" w:lineRule="auto"/>
-        <w:ind w:left="0" w:right="0" w:firstLine="0"/>
         <w:jc w:val="center"/>
         <w:rPr>
-          <w:rFonts w:ascii="Times" w:cs="Times" w:eastAsia="Times" w:hAnsi="Times"/>
-          <w:b w:val="1"/>
-        </w:rPr>
-      </w:pPr>
-      <w:r>
-        <w:rPr>
-          <w:rFonts w:ascii="Spectral" w:cs="Spectral" w:eastAsia="Spectral" w:hAnsi="Spectral"/>
+          <w:rFonts w:ascii="Times" w:eastAsia="Times" w:hAnsi="Times" w:cs="Times"/>
+          <w:b/>
+        </w:rPr>
+      </w:pPr>
+      <w:r>
+        <w:rPr>
+          <w:rFonts w:ascii="Spectral" w:eastAsia="Spectral" w:hAnsi="Spectral" w:cs="Spectral"/>
           <w:sz w:val="20"/>
           <w:szCs w:val="20"/>
-          <w:rtl w:val="0"/>
         </w:rPr>
         <w:t xml:space="preserve"> </w:t>
       </w:r>
       <w:r>
         <w:rPr>
-          <w:rFonts w:ascii="Nunito" w:cs="Nunito" w:eastAsia="Nunito" w:hAnsi="Nunito"/>
-          <w:color w:val="d9d9d9"/>
+          <w:rFonts w:ascii="Nunito" w:eastAsia="Nunito" w:hAnsi="Nunito" w:cs="Nunito"/>
+          <w:noProof/>
+          <w:color w:val="D9D9D9"/>
           <w:sz w:val="20"/>
           <w:szCs w:val="20"/>
         </w:rPr>
         <w:drawing>
-          <wp:inline distB="114300" distT="114300" distL="114300" distR="114300">
+          <wp:inline distT="114300" distB="114300" distL="114300" distR="114300" wp14:anchorId="1E96A68D" wp14:editId="148029F8">
             <wp:extent cx="91440" cy="91440"/>
-            <wp:effectExtent b="0" l="0" r="0" t="0"/>
+            <wp:effectExtent l="0" t="0" r="0" b="0"/>
             <wp:docPr id="2" name="image2.png"/>
-            <a:graphic>
+            <wp:cNvGraphicFramePr/>
+            <a:graphic xmlns:a="http://schemas.openxmlformats.org/drawingml/2006/main">
               <a:graphicData uri="http://schemas.openxmlformats.org/drawingml/2006/picture">
-                <pic:pic>
+                <pic:pic xmlns:pic="http://schemas.openxmlformats.org/drawingml/2006/picture">
                   <pic:nvPicPr>
                     <pic:cNvPr id="0" name="image2.png"/>
                     <pic:cNvPicPr preferRelativeResize="0"/>
                   </pic:nvPicPr>
                   <pic:blipFill>
-                    <a:blip r:embed="rId6"/>
-                    <a:srcRect b="0" l="0" r="0" t="0"/>
+                    <a:blip r:embed="rId5"/>
+                    <a:srcRect/>
                     <a:stretch>
                       <a:fillRect/>
                     </a:stretch>
@@ -119,7 +90,9 @@
                       <a:off x="0" y="0"/>
                       <a:ext cx="91440" cy="91440"/>
                     </a:xfrm>
-                    <a:prstGeom prst="rect"/>
+                    <a:prstGeom prst="rect">
+                      <a:avLst/>
+                    </a:prstGeom>
                     <a:ln/>
                   </pic:spPr>
                 </pic:pic>
@@ -130,62 +103,52 @@
       </w:r>
       <w:r>
         <w:rPr>
-          <w:rFonts w:ascii="Times" w:cs="Times" w:eastAsia="Times" w:hAnsi="Times"/>
-          <w:rtl w:val="0"/>
+          <w:rFonts w:ascii="Times" w:eastAsia="Times" w:hAnsi="Times" w:cs="Times"/>
         </w:rPr>
         <w:t xml:space="preserve"> </w:t>
       </w:r>
-      <w:hyperlink r:id="rId7">
+      <w:hyperlink r:id="rId6">
         <w:r>
           <w:rPr>
-            <w:rFonts w:ascii="Times" w:cs="Times" w:eastAsia="Times" w:hAnsi="Times"/>
-            <w:b w:val="1"/>
-            <w:color w:val="1155cc"/>
+            <w:rFonts w:ascii="Times" w:eastAsia="Times" w:hAnsi="Times" w:cs="Times"/>
+            <w:b/>
+            <w:color w:val="1155CC"/>
             <w:u w:val="single"/>
-            <w:rtl w:val="0"/>
           </w:rPr>
-          <w:t xml:space="preserve">Email</w:t>
+          <w:t>Email</w:t>
         </w:r>
       </w:hyperlink>
       <w:r>
         <w:rPr>
-          <w:rFonts w:ascii="Times" w:cs="Times" w:eastAsia="Times" w:hAnsi="Times"/>
-          <w:b w:val="1"/>
-          <w:color w:val="0000ff"/>
-          <w:rtl w:val="0"/>
-        </w:rPr>
-        <w:t xml:space="preserve"> |</w:t>
-      </w:r>
-      <w:r>
-        <w:rPr>
-          <w:rFonts w:ascii="Times" w:cs="Times" w:eastAsia="Times" w:hAnsi="Times"/>
-          <w:b w:val="1"/>
-          <w:color w:val="0000ff"/>
-          <w:rtl w:val="0"/>
-        </w:rPr>
-        <w:t xml:space="preserve"> </w:t>
-      </w:r>
-      <w:r>
-        <w:rPr>
-          <w:rFonts w:ascii="Spectral" w:cs="Spectral" w:eastAsia="Spectral" w:hAnsi="Spectral"/>
+          <w:rFonts w:ascii="Times" w:eastAsia="Times" w:hAnsi="Times" w:cs="Times"/>
+          <w:b/>
+          <w:color w:val="0000FF"/>
+        </w:rPr>
+        <w:t xml:space="preserve"> | </w:t>
+      </w:r>
+      <w:r>
+        <w:rPr>
+          <w:rFonts w:ascii="Spectral" w:eastAsia="Spectral" w:hAnsi="Spectral" w:cs="Spectral"/>
+          <w:noProof/>
           <w:sz w:val="20"/>
           <w:szCs w:val="20"/>
         </w:rPr>
         <w:drawing>
-          <wp:inline distB="114300" distT="114300" distL="114300" distR="114300">
+          <wp:inline distT="114300" distB="114300" distL="114300" distR="114300" wp14:anchorId="13D6D228" wp14:editId="334911D0">
             <wp:extent cx="91440" cy="91440"/>
-            <wp:effectExtent b="0" l="0" r="0" t="0"/>
+            <wp:effectExtent l="0" t="0" r="0" b="0"/>
             <wp:docPr id="1" name="image1.png"/>
-            <a:graphic>
+            <wp:cNvGraphicFramePr/>
+            <a:graphic xmlns:a="http://schemas.openxmlformats.org/drawingml/2006/main">
               <a:graphicData uri="http://schemas.openxmlformats.org/drawingml/2006/picture">
-                <pic:pic>
+                <pic:pic xmlns:pic="http://schemas.openxmlformats.org/drawingml/2006/picture">
                   <pic:nvPicPr>
                     <pic:cNvPr id="0" name="image1.png"/>
                     <pic:cNvPicPr preferRelativeResize="0"/>
                   </pic:nvPicPr>
                   <pic:blipFill>
-                    <a:blip r:embed="rId8"/>
-                    <a:srcRect b="0" l="0" r="0" t="0"/>
+                    <a:blip r:embed="rId7"/>
+                    <a:srcRect/>
                     <a:stretch>
                       <a:fillRect/>
                     </a:stretch>
@@ -195,7 +158,9 @@
                       <a:off x="0" y="0"/>
                       <a:ext cx="91440" cy="91440"/>
                     </a:xfrm>
-                    <a:prstGeom prst="rect"/>
+                    <a:prstGeom prst="rect">
+                      <a:avLst/>
+                    </a:prstGeom>
                     <a:ln/>
                   </pic:spPr>
                 </pic:pic>
@@ -206,52 +171,51 @@
       </w:r>
       <w:r>
         <w:rPr>
-          <w:rFonts w:ascii="Times" w:cs="Times" w:eastAsia="Times" w:hAnsi="Times"/>
-          <w:rtl w:val="0"/>
+          <w:rFonts w:ascii="Times" w:eastAsia="Times" w:hAnsi="Times" w:cs="Times"/>
         </w:rPr>
         <w:t xml:space="preserve"> </w:t>
       </w:r>
-      <w:hyperlink r:id="rId9">
+      <w:hyperlink r:id="rId8">
         <w:r>
           <w:rPr>
-            <w:rFonts w:ascii="Times" w:cs="Times" w:eastAsia="Times" w:hAnsi="Times"/>
-            <w:b w:val="1"/>
-            <w:color w:val="1155cc"/>
+            <w:rFonts w:ascii="Times" w:eastAsia="Times" w:hAnsi="Times" w:cs="Times"/>
+            <w:b/>
+            <w:color w:val="1155CC"/>
             <w:u w:val="single"/>
-            <w:rtl w:val="0"/>
           </w:rPr>
-          <w:t xml:space="preserve">LinkedIn</w:t>
+          <w:t>LinkedIn</w:t>
         </w:r>
       </w:hyperlink>
       <w:r>
         <w:rPr>
-          <w:rFonts w:ascii="Times" w:cs="Times" w:eastAsia="Times" w:hAnsi="Times"/>
-          <w:b w:val="1"/>
-          <w:rtl w:val="0"/>
+          <w:rFonts w:ascii="Times" w:eastAsia="Times" w:hAnsi="Times" w:cs="Times"/>
+          <w:b/>
         </w:rPr>
         <w:t xml:space="preserve"> |</w:t>
       </w:r>
       <w:r>
         <w:rPr>
-          <w:rFonts w:ascii="Spectral" w:cs="Spectral" w:eastAsia="Spectral" w:hAnsi="Spectral"/>
+          <w:rFonts w:ascii="Spectral" w:eastAsia="Spectral" w:hAnsi="Spectral" w:cs="Spectral"/>
+          <w:noProof/>
           <w:sz w:val="20"/>
           <w:szCs w:val="20"/>
         </w:rPr>
         <w:drawing>
-          <wp:inline distB="114300" distT="114300" distL="114300" distR="114300">
+          <wp:inline distT="114300" distB="114300" distL="114300" distR="114300" wp14:anchorId="153D24C4" wp14:editId="65B842A0">
             <wp:extent cx="91440" cy="91440"/>
-            <wp:effectExtent b="0" l="0" r="0" t="0"/>
+            <wp:effectExtent l="0" t="0" r="0" b="0"/>
             <wp:docPr id="3" name="image3.png"/>
-            <a:graphic>
+            <wp:cNvGraphicFramePr/>
+            <a:graphic xmlns:a="http://schemas.openxmlformats.org/drawingml/2006/main">
               <a:graphicData uri="http://schemas.openxmlformats.org/drawingml/2006/picture">
-                <pic:pic>
+                <pic:pic xmlns:pic="http://schemas.openxmlformats.org/drawingml/2006/picture">
                   <pic:nvPicPr>
                     <pic:cNvPr id="0" name="image3.png"/>
                     <pic:cNvPicPr preferRelativeResize="0"/>
                   </pic:nvPicPr>
                   <pic:blipFill>
-                    <a:blip r:embed="rId10"/>
-                    <a:srcRect b="0" l="0" r="0" t="0"/>
+                    <a:blip r:embed="rId9"/>
+                    <a:srcRect/>
                     <a:stretch>
                       <a:fillRect/>
                     </a:stretch>
@@ -261,7 +225,9 @@
                       <a:off x="0" y="0"/>
                       <a:ext cx="91440" cy="91440"/>
                     </a:xfrm>
-                    <a:prstGeom prst="rect"/>
+                    <a:prstGeom prst="rect">
+                      <a:avLst/>
+                    </a:prstGeom>
                     <a:ln/>
                   </pic:spPr>
                 </pic:pic>
@@ -272,49 +238,48 @@
       </w:r>
       <w:r>
         <w:rPr>
-          <w:rFonts w:ascii="Spectral" w:cs="Spectral" w:eastAsia="Spectral" w:hAnsi="Spectral"/>
+          <w:rFonts w:ascii="Spectral" w:eastAsia="Spectral" w:hAnsi="Spectral" w:cs="Spectral"/>
           <w:sz w:val="20"/>
           <w:szCs w:val="20"/>
-          <w:rtl w:val="0"/>
         </w:rPr>
         <w:t xml:space="preserve"> </w:t>
       </w:r>
       <w:r>
         <w:rPr>
-          <w:rFonts w:ascii="Times" w:cs="Times" w:eastAsia="Times" w:hAnsi="Times"/>
-          <w:b w:val="1"/>
-          <w:rtl w:val="0"/>
-        </w:rPr>
-        <w:t xml:space="preserve">+61466440708</w:t>
-      </w:r>
-      <w:r>
-        <w:rPr>
-          <w:rFonts w:ascii="Times" w:cs="Times" w:eastAsia="Times" w:hAnsi="Times"/>
-          <w:rtl w:val="0"/>
+          <w:rFonts w:ascii="Times" w:eastAsia="Times" w:hAnsi="Times" w:cs="Times"/>
+          <w:b/>
+        </w:rPr>
+        <w:t>+61466440708</w:t>
+      </w:r>
+      <w:r>
+        <w:rPr>
+          <w:rFonts w:ascii="Times" w:eastAsia="Times" w:hAnsi="Times" w:cs="Times"/>
         </w:rPr>
         <w:t xml:space="preserve"> | </w:t>
       </w:r>
       <w:r>
         <w:rPr>
-          <w:rFonts w:ascii="Spectral" w:cs="Spectral" w:eastAsia="Spectral" w:hAnsi="Spectral"/>
+          <w:rFonts w:ascii="Spectral" w:eastAsia="Spectral" w:hAnsi="Spectral" w:cs="Spectral"/>
+          <w:noProof/>
           <w:sz w:val="20"/>
           <w:szCs w:val="20"/>
         </w:rPr>
         <w:drawing>
-          <wp:inline distB="114300" distT="114300" distL="114300" distR="114300">
+          <wp:inline distT="114300" distB="114300" distL="114300" distR="114300" wp14:anchorId="68E0E2A4" wp14:editId="1663AAB6">
             <wp:extent cx="100584" cy="100584"/>
-            <wp:effectExtent b="0" l="0" r="0" t="0"/>
+            <wp:effectExtent l="0" t="0" r="0" b="0"/>
             <wp:docPr id="4" name="image4.png"/>
-            <a:graphic>
+            <wp:cNvGraphicFramePr/>
+            <a:graphic xmlns:a="http://schemas.openxmlformats.org/drawingml/2006/main">
               <a:graphicData uri="http://schemas.openxmlformats.org/drawingml/2006/picture">
-                <pic:pic>
+                <pic:pic xmlns:pic="http://schemas.openxmlformats.org/drawingml/2006/picture">
                   <pic:nvPicPr>
                     <pic:cNvPr id="0" name="image4.png"/>
                     <pic:cNvPicPr preferRelativeResize="0"/>
                   </pic:nvPicPr>
                   <pic:blipFill>
-                    <a:blip r:embed="rId11"/>
-                    <a:srcRect b="0" l="0" r="0" t="0"/>
+                    <a:blip r:embed="rId10"/>
+                    <a:srcRect/>
                     <a:stretch>
                       <a:fillRect/>
                     </a:stretch>
@@ -324,7 +289,9 @@
                       <a:off x="0" y="0"/>
                       <a:ext cx="100584" cy="100584"/>
                     </a:xfrm>
-                    <a:prstGeom prst="rect"/>
+                    <a:prstGeom prst="rect">
+                      <a:avLst/>
+                    </a:prstGeom>
                     <a:ln/>
                   </pic:spPr>
                 </pic:pic>
@@ -333,57 +300,58 @@
           </wp:inline>
         </w:drawing>
       </w:r>
-      <w:hyperlink r:id="rId12">
+      <w:hyperlink r:id="rId11">
+        <w:proofErr w:type="spellStart"/>
         <w:r>
           <w:rPr>
-            <w:rFonts w:ascii="Times" w:cs="Times" w:eastAsia="Times" w:hAnsi="Times"/>
-            <w:b w:val="1"/>
-            <w:color w:val="1155cc"/>
+            <w:rFonts w:ascii="Times" w:eastAsia="Times" w:hAnsi="Times" w:cs="Times"/>
+            <w:b/>
+            <w:color w:val="1155CC"/>
             <w:u w:val="single"/>
-            <w:rtl w:val="0"/>
           </w:rPr>
-          <w:t xml:space="preserve">Github</w:t>
+          <w:t>Github</w:t>
         </w:r>
+        <w:proofErr w:type="spellEnd"/>
       </w:hyperlink>
       <w:r>
         <w:rPr>
-          <w:rFonts w:ascii="Times" w:cs="Times" w:eastAsia="Times" w:hAnsi="Times"/>
-          <w:b w:val="1"/>
-          <w:color w:val="4a86e8"/>
-          <w:rtl w:val="0"/>
+          <w:rFonts w:ascii="Times" w:eastAsia="Times" w:hAnsi="Times" w:cs="Times"/>
+          <w:b/>
+          <w:color w:val="4A86E8"/>
         </w:rPr>
         <w:t xml:space="preserve"> |</w:t>
       </w:r>
       <w:r>
         <w:rPr>
-          <w:rFonts w:ascii="Spectral" w:cs="Spectral" w:eastAsia="Spectral" w:hAnsi="Spectral"/>
+          <w:rFonts w:ascii="Spectral" w:eastAsia="Spectral" w:hAnsi="Spectral" w:cs="Spectral"/>
           <w:sz w:val="20"/>
           <w:szCs w:val="20"/>
-          <w:rtl w:val="0"/>
         </w:rPr>
         <w:t xml:space="preserve"> </w:t>
       </w:r>
       <w:r>
         <w:rPr>
-          <w:rFonts w:ascii="Spectral" w:cs="Spectral" w:eastAsia="Spectral" w:hAnsi="Spectral"/>
+          <w:rFonts w:ascii="Spectral" w:eastAsia="Spectral" w:hAnsi="Spectral" w:cs="Spectral"/>
+          <w:noProof/>
           <w:sz w:val="20"/>
           <w:szCs w:val="20"/>
         </w:rPr>
         <w:drawing>
-          <wp:inline distB="114300" distT="114300" distL="114300" distR="114300">
+          <wp:inline distT="114300" distB="114300" distL="114300" distR="114300" wp14:anchorId="0898C8A2" wp14:editId="6855B163">
             <wp:extent cx="91440" cy="91440"/>
-            <wp:effectExtent b="0" l="0" r="0" t="0"/>
+            <wp:effectExtent l="0" t="0" r="0" b="0"/>
             <wp:docPr id="5" name="image5.png"/>
-            <a:graphic>
+            <wp:cNvGraphicFramePr/>
+            <a:graphic xmlns:a="http://schemas.openxmlformats.org/drawingml/2006/main">
               <a:graphicData uri="http://schemas.openxmlformats.org/drawingml/2006/picture">
-                <pic:pic>
+                <pic:pic xmlns:pic="http://schemas.openxmlformats.org/drawingml/2006/picture">
                   <pic:nvPicPr>
                     <pic:cNvPr id="0" name="image5.png"/>
                     <pic:cNvPicPr preferRelativeResize="0"/>
                   </pic:nvPicPr>
                   <pic:blipFill>
-                    <a:blip r:embed="rId13"/>
-                    <a:srcRect b="0" l="0" r="0" t="0"/>
+                    <a:blip r:embed="rId12"/>
+                    <a:srcRect/>
                     <a:stretch>
                       <a:fillRect/>
                     </a:stretch>
@@ -393,7 +361,9 @@
                       <a:off x="0" y="0"/>
                       <a:ext cx="91440" cy="91440"/>
                     </a:xfrm>
-                    <a:prstGeom prst="rect"/>
+                    <a:prstGeom prst="rect">
+                      <a:avLst/>
+                    </a:prstGeom>
                     <a:ln/>
                   </pic:spPr>
                 </pic:pic>
@@ -404,111 +374,140 @@
       </w:r>
       <w:r>
         <w:rPr>
-          <w:rFonts w:ascii="Spectral" w:cs="Spectral" w:eastAsia="Spectral" w:hAnsi="Spectral"/>
+          <w:rFonts w:ascii="Spectral" w:eastAsia="Spectral" w:hAnsi="Spectral" w:cs="Spectral"/>
           <w:sz w:val="20"/>
           <w:szCs w:val="20"/>
-          <w:rtl w:val="0"/>
         </w:rPr>
         <w:t xml:space="preserve"> </w:t>
       </w:r>
-      <w:hyperlink r:id="rId14">
+      <w:hyperlink r:id="rId13">
+        <w:proofErr w:type="spellStart"/>
         <w:r>
           <w:rPr>
-            <w:rFonts w:ascii="Times" w:cs="Times" w:eastAsia="Times" w:hAnsi="Times"/>
-            <w:b w:val="1"/>
-            <w:color w:val="1155cc"/>
+            <w:rFonts w:ascii="Times" w:eastAsia="Times" w:hAnsi="Times" w:cs="Times"/>
+            <w:b/>
+            <w:color w:val="1155CC"/>
             <w:u w:val="single"/>
-            <w:rtl w:val="0"/>
           </w:rPr>
-          <w:t xml:space="preserve">MyWebsite</w:t>
+          <w:t>MyWebsite</w:t>
         </w:r>
+        <w:proofErr w:type="spellEnd"/>
       </w:hyperlink>
-      <w:r>
-        <w:rPr>
-          <w:rtl w:val="0"/>
-        </w:rPr>
-      </w:r>
     </w:p>
     <w:p>
       <w:pPr>
         <w:pBdr>
-          <w:top w:color="000000" w:space="2" w:sz="8" w:val="single"/>
-          <w:bottom w:color="000000" w:space="2" w:sz="8" w:val="single"/>
+          <w:top w:val="single" w:sz="8" w:space="2" w:color="000000"/>
+          <w:bottom w:val="single" w:sz="8" w:space="2" w:color="000000"/>
         </w:pBdr>
-        <w:shd w:fill="c9daf8" w:val="clear"/>
+        <w:shd w:val="clear" w:color="auto" w:fill="C9DAF8"/>
         <w:tabs>
-          <w:tab w:val="right" w:leader="none" w:pos="10620"/>
+          <w:tab w:val="right" w:pos="10620"/>
         </w:tabs>
-        <w:spacing w:after="200" w:before="200" w:lineRule="auto"/>
-        <w:ind w:right="0"/>
-        <w:rPr>
-          <w:rFonts w:ascii="Times" w:cs="Times" w:eastAsia="Times" w:hAnsi="Times"/>
-          <w:b w:val="1"/>
+        <w:spacing w:before="200" w:after="200"/>
+        <w:rPr>
+          <w:rFonts w:ascii="Times" w:eastAsia="Times" w:hAnsi="Times" w:cs="Times"/>
+          <w:b/>
           <w:sz w:val="24"/>
           <w:szCs w:val="24"/>
         </w:rPr>
       </w:pPr>
       <w:r>
         <w:rPr>
-          <w:rFonts w:ascii="Times" w:cs="Times" w:eastAsia="Times" w:hAnsi="Times"/>
-          <w:b w:val="1"/>
+          <w:rFonts w:ascii="Times" w:eastAsia="Times" w:hAnsi="Times" w:cs="Times"/>
+          <w:b/>
           <w:sz w:val="24"/>
           <w:szCs w:val="24"/>
-          <w:rtl w:val="0"/>
-        </w:rPr>
-        <w:t xml:space="preserve">SUMMARY</w:t>
+        </w:rPr>
+        <w:t>SUMMARY</w:t>
       </w:r>
     </w:p>
     <w:p>
       <w:pPr>
         <w:tabs>
-          <w:tab w:val="right" w:leader="none" w:pos="10620"/>
+          <w:tab w:val="right" w:pos="10620"/>
         </w:tabs>
-        <w:ind w:right="0"/>
-        <w:rPr>
-          <w:rFonts w:ascii="Times" w:cs="Times" w:eastAsia="Times" w:hAnsi="Times"/>
-          <w:highlight w:val="white"/>
-        </w:rPr>
-      </w:pPr>
-      <w:r>
-        <w:rPr>
-          <w:rFonts w:ascii="Times" w:cs="Times" w:eastAsia="Times" w:hAnsi="Times"/>
-          <w:highlight w:val="white"/>
-          <w:rtl w:val="0"/>
-        </w:rPr>
-        <w:t xml:space="preserve">Enthusiastic university student specializing in web development and actively searching for an internship/entry-level position. With a solid foundation in web technologies and a strong desire to learn and grow in the field, I am eager to contribute my skills to a dynamic and collaborative team.</w:t>
+        <w:rPr>
+          <w:rFonts w:ascii="Times" w:eastAsia="Times" w:hAnsi="Times" w:cs="Times"/>
+          <w:highlight w:val="white"/>
+        </w:rPr>
+      </w:pPr>
+      <w:r>
+        <w:rPr>
+          <w:rFonts w:ascii="Times" w:eastAsia="Times" w:hAnsi="Times" w:cs="Times"/>
+          <w:highlight w:val="white"/>
+        </w:rPr>
+        <w:t>Enthusiastic</w:t>
+      </w:r>
+      <w:r>
+        <w:rPr>
+          <w:rFonts w:ascii="Times" w:eastAsia="Times" w:hAnsi="Times" w:cs="Times"/>
+          <w:highlight w:val="white"/>
+        </w:rPr>
+        <w:t xml:space="preserve">, </w:t>
+      </w:r>
+      <w:proofErr w:type="gramStart"/>
+      <w:r>
+        <w:rPr>
+          <w:rFonts w:ascii="Times" w:eastAsia="Times" w:hAnsi="Times" w:cs="Times"/>
+          <w:highlight w:val="white"/>
+        </w:rPr>
+        <w:t>open-minded</w:t>
+      </w:r>
+      <w:proofErr w:type="gramEnd"/>
+      <w:r>
+        <w:rPr>
+          <w:rFonts w:ascii="Times" w:eastAsia="Times" w:hAnsi="Times" w:cs="Times"/>
+          <w:highlight w:val="white"/>
+        </w:rPr>
+        <w:t xml:space="preserve"> and dedicated</w:t>
+      </w:r>
+      <w:r>
+        <w:rPr>
+          <w:rFonts w:ascii="Times" w:eastAsia="Times" w:hAnsi="Times" w:cs="Times"/>
+          <w:highlight w:val="white"/>
+        </w:rPr>
+        <w:t xml:space="preserve"> university student</w:t>
+      </w:r>
+      <w:r>
+        <w:rPr>
+          <w:rFonts w:ascii="Times" w:eastAsia="Times" w:hAnsi="Times" w:cs="Times"/>
+          <w:highlight w:val="white"/>
+        </w:rPr>
+        <w:t>,</w:t>
+      </w:r>
+      <w:r>
+        <w:rPr>
+          <w:rFonts w:ascii="Times" w:eastAsia="Times" w:hAnsi="Times" w:cs="Times"/>
+          <w:highlight w:val="white"/>
+        </w:rPr>
+        <w:t xml:space="preserve"> specializing in web development and actively searching for an internship/entry-level position. With a solid foundation in web technologies and a strong desire to learn and grow in the field, I am eager to contribute my skills to a dynamic and collaborative team.</w:t>
       </w:r>
     </w:p>
     <w:p>
       <w:pPr>
         <w:pBdr>
-          <w:top w:color="000000" w:space="2" w:sz="8" w:val="single"/>
-          <w:bottom w:color="000000" w:space="2" w:sz="8" w:val="single"/>
+          <w:top w:val="single" w:sz="8" w:space="2" w:color="000000"/>
+          <w:bottom w:val="single" w:sz="8" w:space="2" w:color="000000"/>
         </w:pBdr>
-        <w:shd w:fill="c9daf8" w:val="clear"/>
+        <w:shd w:val="clear" w:color="auto" w:fill="C9DAF8"/>
         <w:tabs>
-          <w:tab w:val="right" w:leader="none" w:pos="10620"/>
+          <w:tab w:val="right" w:pos="10620"/>
         </w:tabs>
-        <w:spacing w:after="200" w:before="200" w:lineRule="auto"/>
-        <w:rPr>
-          <w:rFonts w:ascii="Times" w:cs="Times" w:eastAsia="Times" w:hAnsi="Times"/>
-          <w:highlight w:val="white"/>
-        </w:rPr>
-      </w:pPr>
-      <w:r>
-        <w:rPr>
-          <w:rFonts w:ascii="Times" w:cs="Times" w:eastAsia="Times" w:hAnsi="Times"/>
-          <w:b w:val="1"/>
+        <w:spacing w:before="200" w:after="200"/>
+        <w:rPr>
+          <w:rFonts w:ascii="Times" w:eastAsia="Times" w:hAnsi="Times" w:cs="Times"/>
+          <w:highlight w:val="white"/>
+        </w:rPr>
+      </w:pPr>
+      <w:r>
+        <w:rPr>
+          <w:rFonts w:ascii="Times" w:eastAsia="Times" w:hAnsi="Times" w:cs="Times"/>
+          <w:b/>
           <w:sz w:val="24"/>
           <w:szCs w:val="24"/>
-          <w:rtl w:val="0"/>
-        </w:rPr>
-        <w:t xml:space="preserve">SKILLS</w:t>
-      </w:r>
-      <w:r>
-        <w:rPr>
-          <w:rtl w:val="0"/>
-        </w:rPr>
+        </w:rPr>
+        <w:t>SKILLS</w:t>
       </w:r>
     </w:p>
     <w:p>
@@ -518,22 +517,51 @@
           <w:numId w:val="7"/>
         </w:numPr>
         <w:tabs>
-          <w:tab w:val="right" w:leader="none" w:pos="10620"/>
+          <w:tab w:val="right" w:pos="10620"/>
         </w:tabs>
-        <w:ind w:left="720" w:right="0" w:hanging="360"/>
-        <w:rPr>
-          <w:rFonts w:ascii="Times" w:cs="Times" w:eastAsia="Times" w:hAnsi="Times"/>
-          <w:highlight w:val="white"/>
-          <w:u w:val="none"/>
-        </w:rPr>
-      </w:pPr>
-      <w:r>
-        <w:rPr>
-          <w:rFonts w:ascii="Times" w:cs="Times" w:eastAsia="Times" w:hAnsi="Times"/>
-          <w:highlight w:val="white"/>
-          <w:rtl w:val="0"/>
-        </w:rPr>
-        <w:t xml:space="preserve">HTML | CSS | Javascript | Python | Django | C | C++ | C# | MySQL | OOP | Bootstrap | Git | Github |</w:t>
+        <w:rPr>
+          <w:rFonts w:ascii="Times" w:eastAsia="Times" w:hAnsi="Times" w:cs="Times"/>
+          <w:highlight w:val="white"/>
+        </w:rPr>
+      </w:pPr>
+      <w:r>
+        <w:rPr>
+          <w:rFonts w:ascii="Times" w:eastAsia="Times" w:hAnsi="Times" w:cs="Times"/>
+          <w:highlight w:val="white"/>
+        </w:rPr>
+        <w:t xml:space="preserve">HTML | CSS | </w:t>
+      </w:r>
+      <w:proofErr w:type="spellStart"/>
+      <w:r>
+        <w:rPr>
+          <w:rFonts w:ascii="Times" w:eastAsia="Times" w:hAnsi="Times" w:cs="Times"/>
+          <w:highlight w:val="white"/>
+        </w:rPr>
+        <w:t>Javascript</w:t>
+      </w:r>
+      <w:proofErr w:type="spellEnd"/>
+      <w:r>
+        <w:rPr>
+          <w:rFonts w:ascii="Times" w:eastAsia="Times" w:hAnsi="Times" w:cs="Times"/>
+          <w:highlight w:val="white"/>
+        </w:rPr>
+        <w:t xml:space="preserve"> | Python | Django | C | C++ | C# | MySQL | OOP | Bootstrap | Git | </w:t>
+      </w:r>
+      <w:proofErr w:type="spellStart"/>
+      <w:r>
+        <w:rPr>
+          <w:rFonts w:ascii="Times" w:eastAsia="Times" w:hAnsi="Times" w:cs="Times"/>
+          <w:highlight w:val="white"/>
+        </w:rPr>
+        <w:t>Github</w:t>
+      </w:r>
+      <w:proofErr w:type="spellEnd"/>
+      <w:r>
+        <w:rPr>
+          <w:rFonts w:ascii="Times" w:eastAsia="Times" w:hAnsi="Times" w:cs="Times"/>
+          <w:highlight w:val="white"/>
+        </w:rPr>
+        <w:t xml:space="preserve"> |</w:t>
       </w:r>
     </w:p>
     <w:p>
@@ -543,22 +571,19 @@
           <w:numId w:val="7"/>
         </w:numPr>
         <w:tabs>
-          <w:tab w:val="right" w:leader="none" w:pos="10620"/>
+          <w:tab w:val="right" w:pos="10620"/>
         </w:tabs>
-        <w:ind w:left="720" w:right="0" w:hanging="360"/>
-        <w:rPr>
-          <w:rFonts w:ascii="Times" w:cs="Times" w:eastAsia="Times" w:hAnsi="Times"/>
-          <w:highlight w:val="white"/>
-          <w:u w:val="none"/>
-        </w:rPr>
-      </w:pPr>
-      <w:r>
-        <w:rPr>
-          <w:rFonts w:ascii="Times" w:cs="Times" w:eastAsia="Times" w:hAnsi="Times"/>
-          <w:highlight w:val="white"/>
-          <w:rtl w:val="0"/>
-        </w:rPr>
-        <w:t xml:space="preserve">Confluence | Canva |</w:t>
+        <w:rPr>
+          <w:rFonts w:ascii="Times" w:eastAsia="Times" w:hAnsi="Times" w:cs="Times"/>
+          <w:highlight w:val="white"/>
+        </w:rPr>
+      </w:pPr>
+      <w:r>
+        <w:rPr>
+          <w:rFonts w:ascii="Times" w:eastAsia="Times" w:hAnsi="Times" w:cs="Times"/>
+          <w:highlight w:val="white"/>
+        </w:rPr>
+        <w:t>Confluence | Canva |</w:t>
       </w:r>
     </w:p>
     <w:p>
@@ -568,69 +593,49 @@
           <w:numId w:val="7"/>
         </w:numPr>
         <w:tabs>
-          <w:tab w:val="right" w:leader="none" w:pos="10620"/>
+          <w:tab w:val="right" w:pos="10620"/>
         </w:tabs>
-        <w:ind w:left="720" w:right="0" w:hanging="360"/>
-        <w:rPr>
-          <w:rFonts w:ascii="Times" w:cs="Times" w:eastAsia="Times" w:hAnsi="Times"/>
-          <w:highlight w:val="white"/>
-          <w:u w:val="none"/>
-        </w:rPr>
-      </w:pPr>
-      <w:r>
-        <w:rPr>
-          <w:rFonts w:ascii="Times" w:cs="Times" w:eastAsia="Times" w:hAnsi="Times"/>
-          <w:highlight w:val="white"/>
-          <w:rtl w:val="0"/>
-        </w:rPr>
-        <w:t xml:space="preserve">Customer Service | Teamwork | Communication | Organization | Time Management |</w:t>
-      </w:r>
-      <w:r>
-        <w:rPr>
-          <w:rtl w:val="0"/>
-        </w:rPr>
+        <w:rPr>
+          <w:rFonts w:ascii="Times" w:eastAsia="Times" w:hAnsi="Times" w:cs="Times"/>
+          <w:highlight w:val="white"/>
+        </w:rPr>
+      </w:pPr>
+      <w:r>
+        <w:rPr>
+          <w:rFonts w:ascii="Times" w:eastAsia="Times" w:hAnsi="Times" w:cs="Times"/>
+          <w:highlight w:val="white"/>
+        </w:rPr>
+        <w:t>Customer Service | Teamwork | Communication | Organization | Time Management |</w:t>
       </w:r>
     </w:p>
     <w:p>
       <w:pPr>
-        <w:keepNext w:val="0"/>
-        <w:keepLines w:val="0"/>
-        <w:pageBreakBefore w:val="0"/>
-        <w:widowControl w:val="1"/>
         <w:pBdr>
-          <w:top w:color="000000" w:space="2" w:sz="8" w:val="single"/>
-          <w:left w:space="0" w:sz="0" w:val="nil"/>
-          <w:bottom w:color="000000" w:space="2" w:sz="8" w:val="single"/>
-          <w:right w:space="0" w:sz="0" w:val="nil"/>
-          <w:between w:space="0" w:sz="0" w:val="nil"/>
+          <w:top w:val="single" w:sz="8" w:space="2" w:color="000000"/>
+          <w:left w:val="nil"/>
+          <w:bottom w:val="single" w:sz="8" w:space="2" w:color="000000"/>
+          <w:right w:val="nil"/>
+          <w:between w:val="nil"/>
         </w:pBdr>
-        <w:shd w:fill="c9daf8" w:val="clear"/>
+        <w:shd w:val="clear" w:color="auto" w:fill="C9DAF8"/>
         <w:tabs>
-          <w:tab w:val="right" w:leader="none" w:pos="10620"/>
+          <w:tab w:val="right" w:pos="10620"/>
         </w:tabs>
-        <w:spacing w:after="200" w:before="200" w:line="276" w:lineRule="auto"/>
-        <w:ind w:left="0" w:right="0" w:firstLine="0"/>
-        <w:jc w:val="left"/>
-        <w:rPr>
-          <w:rFonts w:ascii="Times" w:cs="Times" w:eastAsia="Times" w:hAnsi="Times"/>
-          <w:b w:val="1"/>
-          <w:shd w:fill="4a86e8" w:val="clear"/>
-        </w:rPr>
-      </w:pPr>
-      <w:r>
-        <w:rPr>
-          <w:rFonts w:ascii="Times" w:cs="Times" w:eastAsia="Times" w:hAnsi="Times"/>
-          <w:b w:val="1"/>
+        <w:spacing w:before="200" w:after="200"/>
+        <w:rPr>
+          <w:rFonts w:ascii="Times" w:eastAsia="Times" w:hAnsi="Times" w:cs="Times"/>
+          <w:b/>
+          <w:shd w:val="clear" w:color="auto" w:fill="4A86E8"/>
+        </w:rPr>
+      </w:pPr>
+      <w:r>
+        <w:rPr>
+          <w:rFonts w:ascii="Times" w:eastAsia="Times" w:hAnsi="Times" w:cs="Times"/>
+          <w:b/>
           <w:sz w:val="24"/>
           <w:szCs w:val="24"/>
-          <w:rtl w:val="0"/>
-        </w:rPr>
-        <w:t xml:space="preserve">EXPERIENCES</w:t>
-      </w:r>
-      <w:r>
-        <w:rPr>
-          <w:rtl w:val="0"/>
-        </w:rPr>
+        </w:rPr>
+        <w:t>EXPERIENCES</w:t>
       </w:r>
     </w:p>
     <w:p>
@@ -639,57 +644,58 @@
         <w:keepNext w:val="0"/>
         <w:keepLines w:val="0"/>
         <w:tabs>
-          <w:tab w:val="right" w:leader="none" w:pos="10620"/>
+          <w:tab w:val="right" w:pos="10620"/>
         </w:tabs>
         <w:spacing w:before="280" w:line="240" w:lineRule="auto"/>
         <w:rPr>
-          <w:rFonts w:ascii="Times" w:cs="Times" w:eastAsia="Times" w:hAnsi="Times"/>
-          <w:highlight w:val="white"/>
-        </w:rPr>
-      </w:pPr>
-      <w:bookmarkStart w:colFirst="0" w:colLast="0" w:name="_q217p23ds6e0" w:id="0"/>
+          <w:rFonts w:ascii="Times" w:eastAsia="Times" w:hAnsi="Times" w:cs="Times"/>
+          <w:highlight w:val="white"/>
+        </w:rPr>
+      </w:pPr>
+      <w:bookmarkStart w:id="0" w:name="_q217p23ds6e0" w:colFirst="0" w:colLast="0"/>
       <w:bookmarkEnd w:id="0"/>
       <w:r>
         <w:rPr>
-          <w:rFonts w:ascii="Times" w:cs="Times" w:eastAsia="Times" w:hAnsi="Times"/>
-          <w:b w:val="1"/>
+          <w:rFonts w:ascii="Times" w:eastAsia="Times" w:hAnsi="Times" w:cs="Times"/>
+          <w:b/>
           <w:color w:val="000000"/>
           <w:sz w:val="22"/>
           <w:szCs w:val="22"/>
           <w:highlight w:val="white"/>
-          <w:rtl w:val="0"/>
-        </w:rPr>
-        <w:t xml:space="preserve">VIZZARRI FARMS</w:t>
-      </w:r>
-      <w:r>
-        <w:rPr>
-          <w:rFonts w:ascii="Times" w:cs="Times" w:eastAsia="Times" w:hAnsi="Times"/>
+        </w:rPr>
+        <w:t>VIZZARRI FARMS</w:t>
+      </w:r>
+      <w:r>
+        <w:rPr>
+          <w:rFonts w:ascii="Times" w:eastAsia="Times" w:hAnsi="Times" w:cs="Times"/>
           <w:color w:val="000000"/>
           <w:sz w:val="22"/>
           <w:szCs w:val="22"/>
           <w:highlight w:val="white"/>
-          <w:rtl w:val="0"/>
         </w:rPr>
         <w:t xml:space="preserve"> | Pick Packer</w:t>
-        <w:tab/>
-        <w:t xml:space="preserve">Pakenham, Victoria | </w:t>
-      </w:r>
-      <w:r>
-        <w:rPr>
-          <w:rFonts w:ascii="Times" w:cs="Times" w:eastAsia="Times" w:hAnsi="Times"/>
-          <w:b w:val="1"/>
+      </w:r>
+      <w:r>
+        <w:rPr>
+          <w:rFonts w:ascii="Times" w:eastAsia="Times" w:hAnsi="Times" w:cs="Times"/>
           <w:color w:val="000000"/>
           <w:sz w:val="22"/>
           <w:szCs w:val="22"/>
           <w:highlight w:val="white"/>
-          <w:rtl w:val="0"/>
-        </w:rPr>
-        <w:t xml:space="preserve">OCT 2022 – MAY 2023</w:t>
-      </w:r>
-      <w:r>
-        <w:rPr>
-          <w:rtl w:val="0"/>
-        </w:rPr>
+        </w:rPr>
+        <w:tab/>
+        <w:t xml:space="preserve">Pakenham, Victoria | </w:t>
+      </w:r>
+      <w:r>
+        <w:rPr>
+          <w:rFonts w:ascii="Times" w:eastAsia="Times" w:hAnsi="Times" w:cs="Times"/>
+          <w:b/>
+          <w:color w:val="000000"/>
+          <w:sz w:val="22"/>
+          <w:szCs w:val="22"/>
+          <w:highlight w:val="white"/>
+        </w:rPr>
+        <w:t>OCT 2022 – MAY 2023</w:t>
       </w:r>
     </w:p>
     <w:p>
@@ -698,26 +704,53 @@
           <w:ilvl w:val="0"/>
           <w:numId w:val="1"/>
         </w:numPr>
-        <w:shd w:fill="ffffff" w:val="clear"/>
+        <w:shd w:val="clear" w:color="auto" w:fill="FFFFFF"/>
         <w:tabs>
-          <w:tab w:val="right" w:leader="none" w:pos="10620"/>
+          <w:tab w:val="right" w:pos="10620"/>
         </w:tabs>
-        <w:spacing w:after="0" w:afterAutospacing="0" w:line="240" w:lineRule="auto"/>
-        <w:ind w:left="720" w:hanging="360"/>
-        <w:rPr>
-          <w:rFonts w:ascii="Times" w:cs="Times" w:eastAsia="Times" w:hAnsi="Times"/>
-          <w:highlight w:val="white"/>
-          <w:u w:val="none"/>
-        </w:rPr>
-      </w:pPr>
-      <w:r>
-        <w:rPr>
-          <w:rFonts w:ascii="Times" w:cs="Times" w:eastAsia="Times" w:hAnsi="Times"/>
-          <w:highlight w:val="white"/>
-          <w:rtl w:val="0"/>
-        </w:rPr>
-        <w:t xml:space="preserve">Working and coordinating efficiently within a team</w:t>
-      </w:r>
+        <w:spacing w:line="240" w:lineRule="auto"/>
+        <w:rPr>
+          <w:rFonts w:ascii="Times" w:eastAsia="Times" w:hAnsi="Times" w:cs="Times"/>
+          <w:highlight w:val="white"/>
+        </w:rPr>
+      </w:pPr>
+      <w:r>
+        <w:rPr>
+          <w:rFonts w:ascii="Times" w:eastAsia="Times" w:hAnsi="Times" w:cs="Times"/>
+          <w:highlight w:val="white"/>
+        </w:rPr>
+        <w:t>Co-operated</w:t>
+      </w:r>
+      <w:r>
+        <w:rPr>
+          <w:rFonts w:ascii="Times" w:eastAsia="Times" w:hAnsi="Times" w:cs="Times"/>
+          <w:highlight w:val="white"/>
+        </w:rPr>
+        <w:t xml:space="preserve"> and coordinat</w:t>
+      </w:r>
+      <w:r>
+        <w:rPr>
+          <w:rFonts w:ascii="Times" w:eastAsia="Times" w:hAnsi="Times" w:cs="Times"/>
+          <w:highlight w:val="white"/>
+        </w:rPr>
+        <w:t>ed</w:t>
+      </w:r>
+      <w:r>
+        <w:rPr>
+          <w:rFonts w:ascii="Times" w:eastAsia="Times" w:hAnsi="Times" w:cs="Times"/>
+          <w:highlight w:val="white"/>
+        </w:rPr>
+        <w:t xml:space="preserve"> efficiently within a </w:t>
+      </w:r>
+      <w:proofErr w:type="gramStart"/>
+      <w:r>
+        <w:rPr>
+          <w:rFonts w:ascii="Times" w:eastAsia="Times" w:hAnsi="Times" w:cs="Times"/>
+          <w:highlight w:val="white"/>
+        </w:rPr>
+        <w:t>team</w:t>
+      </w:r>
+      <w:proofErr w:type="gramEnd"/>
     </w:p>
     <w:p>
       <w:pPr>
@@ -725,26 +758,60 @@
           <w:ilvl w:val="0"/>
           <w:numId w:val="1"/>
         </w:numPr>
-        <w:shd w:fill="ffffff" w:val="clear"/>
+        <w:shd w:val="clear" w:color="auto" w:fill="FFFFFF"/>
         <w:tabs>
-          <w:tab w:val="right" w:leader="none" w:pos="10620"/>
+          <w:tab w:val="right" w:pos="10620"/>
         </w:tabs>
-        <w:spacing w:after="0" w:afterAutospacing="0" w:line="240" w:lineRule="auto"/>
-        <w:ind w:left="720" w:hanging="360"/>
-        <w:rPr>
-          <w:rFonts w:ascii="Times" w:cs="Times" w:eastAsia="Times" w:hAnsi="Times"/>
-          <w:highlight w:val="white"/>
-          <w:u w:val="none"/>
-        </w:rPr>
-      </w:pPr>
-      <w:r>
-        <w:rPr>
-          <w:rFonts w:ascii="Times" w:cs="Times" w:eastAsia="Times" w:hAnsi="Times"/>
-          <w:highlight w:val="white"/>
-          <w:rtl w:val="0"/>
-        </w:rPr>
-        <w:t xml:space="preserve">Following instructions and communicate effectively</w:t>
-      </w:r>
+        <w:spacing w:line="240" w:lineRule="auto"/>
+        <w:rPr>
+          <w:rFonts w:ascii="Times" w:eastAsia="Times" w:hAnsi="Times" w:cs="Times"/>
+          <w:highlight w:val="white"/>
+        </w:rPr>
+      </w:pPr>
+      <w:r>
+        <w:rPr>
+          <w:rFonts w:ascii="Times" w:eastAsia="Times" w:hAnsi="Times" w:cs="Times"/>
+          <w:highlight w:val="white"/>
+        </w:rPr>
+        <w:t>Follow</w:t>
+      </w:r>
+      <w:r>
+        <w:rPr>
+          <w:rFonts w:ascii="Times" w:eastAsia="Times" w:hAnsi="Times" w:cs="Times"/>
+          <w:highlight w:val="white"/>
+        </w:rPr>
+        <w:t>ed</w:t>
+      </w:r>
+      <w:r>
+        <w:rPr>
+          <w:rFonts w:ascii="Times" w:eastAsia="Times" w:hAnsi="Times" w:cs="Times"/>
+          <w:highlight w:val="white"/>
+        </w:rPr>
+        <w:t xml:space="preserve"> instructions and communicate</w:t>
+      </w:r>
+      <w:r>
+        <w:rPr>
+          <w:rFonts w:ascii="Times" w:eastAsia="Times" w:hAnsi="Times" w:cs="Times"/>
+          <w:highlight w:val="white"/>
+        </w:rPr>
+        <w:t>d</w:t>
+      </w:r>
+      <w:r>
+        <w:rPr>
+          <w:rFonts w:ascii="Times" w:eastAsia="Times" w:hAnsi="Times" w:cs="Times"/>
+          <w:highlight w:val="white"/>
+        </w:rPr>
+        <w:t xml:space="preserve"> </w:t>
+      </w:r>
+      <w:proofErr w:type="gramStart"/>
+      <w:r>
+        <w:rPr>
+          <w:rFonts w:ascii="Times" w:eastAsia="Times" w:hAnsi="Times" w:cs="Times"/>
+          <w:highlight w:val="white"/>
+        </w:rPr>
+        <w:t>effectively</w:t>
+      </w:r>
+      <w:proofErr w:type="gramEnd"/>
     </w:p>
     <w:p>
       <w:pPr>
@@ -752,23 +819,20 @@
           <w:ilvl w:val="0"/>
           <w:numId w:val="1"/>
         </w:numPr>
-        <w:shd w:fill="ffffff" w:val="clear"/>
+        <w:shd w:val="clear" w:color="auto" w:fill="FFFFFF"/>
         <w:tabs>
-          <w:tab w:val="right" w:leader="none" w:pos="10620"/>
+          <w:tab w:val="right" w:pos="10620"/>
         </w:tabs>
         <w:spacing w:after="60" w:line="240" w:lineRule="auto"/>
-        <w:ind w:left="720" w:hanging="360"/>
-        <w:rPr>
-          <w:rFonts w:ascii="Times" w:cs="Times" w:eastAsia="Times" w:hAnsi="Times"/>
-          <w:highlight w:val="white"/>
-          <w:u w:val="none"/>
-        </w:rPr>
-      </w:pPr>
-      <w:r>
-        <w:rPr>
-          <w:rFonts w:ascii="Times" w:cs="Times" w:eastAsia="Times" w:hAnsi="Times"/>
-          <w:highlight w:val="white"/>
-          <w:rtl w:val="0"/>
+        <w:rPr>
+          <w:rFonts w:ascii="Times" w:eastAsia="Times" w:hAnsi="Times" w:cs="Times"/>
+          <w:highlight w:val="white"/>
+        </w:rPr>
+      </w:pPr>
+      <w:r>
+        <w:rPr>
+          <w:rFonts w:ascii="Times" w:eastAsia="Times" w:hAnsi="Times" w:cs="Times"/>
+          <w:highlight w:val="white"/>
         </w:rPr>
         <w:t xml:space="preserve">Good time management and organization skills </w:t>
       </w:r>
@@ -779,56 +843,62 @@
         <w:keepNext w:val="0"/>
         <w:keepLines w:val="0"/>
         <w:tabs>
-          <w:tab w:val="right" w:leader="none" w:pos="10440"/>
+          <w:tab w:val="right" w:pos="10440"/>
         </w:tabs>
         <w:spacing w:before="280" w:line="240" w:lineRule="auto"/>
         <w:rPr>
-          <w:rFonts w:ascii="Times" w:cs="Times" w:eastAsia="Times" w:hAnsi="Times"/>
-          <w:b w:val="1"/>
+          <w:rFonts w:ascii="Times" w:eastAsia="Times" w:hAnsi="Times" w:cs="Times"/>
+          <w:b/>
           <w:color w:val="000000"/>
           <w:sz w:val="22"/>
           <w:szCs w:val="22"/>
           <w:highlight w:val="white"/>
         </w:rPr>
       </w:pPr>
-      <w:bookmarkStart w:colFirst="0" w:colLast="0" w:name="_ozbp35jakg0g" w:id="1"/>
+      <w:bookmarkStart w:id="1" w:name="_ozbp35jakg0g" w:colFirst="0" w:colLast="0"/>
       <w:bookmarkEnd w:id="1"/>
       <w:r>
         <w:rPr>
-          <w:rFonts w:ascii="Times" w:cs="Times" w:eastAsia="Times" w:hAnsi="Times"/>
-          <w:b w:val="1"/>
+          <w:rFonts w:ascii="Times" w:eastAsia="Times" w:hAnsi="Times" w:cs="Times"/>
+          <w:b/>
           <w:color w:val="000000"/>
           <w:sz w:val="22"/>
           <w:szCs w:val="22"/>
           <w:highlight w:val="white"/>
-          <w:rtl w:val="0"/>
-        </w:rPr>
-        <w:t xml:space="preserve">KILMORE BAKERY</w:t>
-      </w:r>
-      <w:r>
-        <w:rPr>
-          <w:rFonts w:ascii="Times" w:cs="Times" w:eastAsia="Times" w:hAnsi="Times"/>
+        </w:rPr>
+        <w:t>KILMORE BAKERY</w:t>
+      </w:r>
+      <w:r>
+        <w:rPr>
+          <w:rFonts w:ascii="Times" w:eastAsia="Times" w:hAnsi="Times" w:cs="Times"/>
           <w:color w:val="000000"/>
           <w:sz w:val="22"/>
           <w:szCs w:val="22"/>
           <w:highlight w:val="white"/>
-          <w:rtl w:val="0"/>
         </w:rPr>
         <w:t xml:space="preserve"> | Sales Assistant</w:t>
-        <w:tab/>
-        <w:t xml:space="preserve">Kilmore, Victoria | </w:t>
-      </w:r>
-      <w:r>
-        <w:rPr>
-          <w:rFonts w:ascii="Times" w:cs="Times" w:eastAsia="Times" w:hAnsi="Times"/>
-          <w:b w:val="1"/>
+      </w:r>
+      <w:r>
+        <w:rPr>
+          <w:rFonts w:ascii="Times" w:eastAsia="Times" w:hAnsi="Times" w:cs="Times"/>
           <w:color w:val="000000"/>
           <w:sz w:val="22"/>
           <w:szCs w:val="22"/>
           <w:highlight w:val="white"/>
-          <w:rtl w:val="0"/>
-        </w:rPr>
-        <w:t xml:space="preserve">SEP 2021 – MAR 2022</w:t>
+        </w:rPr>
+        <w:tab/>
+        <w:t xml:space="preserve">Kilmore, Victoria | </w:t>
+      </w:r>
+      <w:r>
+        <w:rPr>
+          <w:rFonts w:ascii="Times" w:eastAsia="Times" w:hAnsi="Times" w:cs="Times"/>
+          <w:b/>
+          <w:color w:val="000000"/>
+          <w:sz w:val="22"/>
+          <w:szCs w:val="22"/>
+          <w:highlight w:val="white"/>
+        </w:rPr>
+        <w:t>SEP 2021 – MAR 2022</w:t>
       </w:r>
     </w:p>
     <w:p>
@@ -837,26 +907,39 @@
           <w:ilvl w:val="0"/>
           <w:numId w:val="4"/>
         </w:numPr>
-        <w:shd w:fill="ffffff" w:val="clear"/>
+        <w:shd w:val="clear" w:color="auto" w:fill="FFFFFF"/>
         <w:tabs>
-          <w:tab w:val="right" w:leader="none" w:pos="10620"/>
+          <w:tab w:val="right" w:pos="10620"/>
         </w:tabs>
-        <w:spacing w:after="0" w:afterAutospacing="0" w:line="240" w:lineRule="auto"/>
-        <w:ind w:left="720" w:hanging="360"/>
-        <w:rPr>
-          <w:rFonts w:ascii="Times" w:cs="Times" w:eastAsia="Times" w:hAnsi="Times"/>
-          <w:highlight w:val="white"/>
-          <w:u w:val="none"/>
-        </w:rPr>
-      </w:pPr>
-      <w:r>
-        <w:rPr>
-          <w:rFonts w:ascii="Times" w:cs="Times" w:eastAsia="Times" w:hAnsi="Times"/>
-          <w:highlight w:val="white"/>
-          <w:rtl w:val="0"/>
-        </w:rPr>
-        <w:t xml:space="preserve">Customer assistance</w:t>
-      </w:r>
+        <w:spacing w:line="240" w:lineRule="auto"/>
+        <w:rPr>
+          <w:rFonts w:ascii="Times" w:eastAsia="Times" w:hAnsi="Times" w:cs="Times"/>
+          <w:highlight w:val="white"/>
+        </w:rPr>
+      </w:pPr>
+      <w:r>
+        <w:rPr>
+          <w:rFonts w:ascii="Times" w:eastAsia="Times" w:hAnsi="Times" w:cs="Times"/>
+          <w:highlight w:val="white"/>
+        </w:rPr>
+        <w:t>Delivered great c</w:t>
+      </w:r>
+      <w:r>
+        <w:rPr>
+          <w:rFonts w:ascii="Times" w:eastAsia="Times" w:hAnsi="Times" w:cs="Times"/>
+          <w:highlight w:val="white"/>
+        </w:rPr>
+        <w:t xml:space="preserve">ustomer </w:t>
+      </w:r>
+      <w:proofErr w:type="gramStart"/>
+      <w:r>
+        <w:rPr>
+          <w:rFonts w:ascii="Times" w:eastAsia="Times" w:hAnsi="Times" w:cs="Times"/>
+          <w:highlight w:val="white"/>
+        </w:rPr>
+        <w:t>assistance</w:t>
+      </w:r>
+      <w:proofErr w:type="gramEnd"/>
     </w:p>
     <w:p>
       <w:pPr>
@@ -864,25 +947,22 @@
           <w:ilvl w:val="0"/>
           <w:numId w:val="4"/>
         </w:numPr>
-        <w:shd w:fill="ffffff" w:val="clear"/>
+        <w:shd w:val="clear" w:color="auto" w:fill="FFFFFF"/>
         <w:tabs>
-          <w:tab w:val="right" w:leader="none" w:pos="10620"/>
+          <w:tab w:val="right" w:pos="10620"/>
         </w:tabs>
-        <w:spacing w:after="0" w:afterAutospacing="0" w:line="240" w:lineRule="auto"/>
-        <w:ind w:left="720" w:hanging="360"/>
-        <w:rPr>
-          <w:rFonts w:ascii="Times" w:cs="Times" w:eastAsia="Times" w:hAnsi="Times"/>
-          <w:highlight w:val="white"/>
-          <w:u w:val="none"/>
-        </w:rPr>
-      </w:pPr>
-      <w:r>
-        <w:rPr>
-          <w:rFonts w:ascii="Times" w:cs="Times" w:eastAsia="Times" w:hAnsi="Times"/>
-          <w:highlight w:val="white"/>
-          <w:rtl w:val="0"/>
-        </w:rPr>
-        <w:t xml:space="preserve">Merchandising and restocking shelves</w:t>
+        <w:spacing w:line="240" w:lineRule="auto"/>
+        <w:rPr>
+          <w:rFonts w:ascii="Times" w:eastAsia="Times" w:hAnsi="Times" w:cs="Times"/>
+          <w:highlight w:val="white"/>
+        </w:rPr>
+      </w:pPr>
+      <w:r>
+        <w:rPr>
+          <w:rFonts w:ascii="Times" w:eastAsia="Times" w:hAnsi="Times" w:cs="Times"/>
+          <w:highlight w:val="white"/>
+        </w:rPr>
+        <w:t>Merchandising and restocking shelves</w:t>
       </w:r>
     </w:p>
     <w:p>
@@ -891,30 +971,22 @@
           <w:ilvl w:val="0"/>
           <w:numId w:val="4"/>
         </w:numPr>
-        <w:shd w:fill="ffffff" w:val="clear"/>
+        <w:shd w:val="clear" w:color="auto" w:fill="FFFFFF"/>
         <w:tabs>
-          <w:tab w:val="right" w:leader="none" w:pos="10620"/>
+          <w:tab w:val="right" w:pos="10620"/>
         </w:tabs>
         <w:spacing w:after="60" w:line="240" w:lineRule="auto"/>
-        <w:ind w:left="720" w:hanging="360"/>
-        <w:rPr>
-          <w:rFonts w:ascii="Times" w:cs="Times" w:eastAsia="Times" w:hAnsi="Times"/>
-          <w:highlight w:val="white"/>
-          <w:u w:val="none"/>
-        </w:rPr>
-      </w:pPr>
-      <w:r>
-        <w:rPr>
-          <w:rFonts w:ascii="Times" w:cs="Times" w:eastAsia="Times" w:hAnsi="Times"/>
-          <w:highlight w:val="white"/>
-          <w:rtl w:val="0"/>
-        </w:rPr>
-        <w:t xml:space="preserve">Working with POS system</w:t>
-      </w:r>
-      <w:r>
-        <w:rPr>
-          <w:rtl w:val="0"/>
-        </w:rPr>
+        <w:rPr>
+          <w:rFonts w:ascii="Times" w:eastAsia="Times" w:hAnsi="Times" w:cs="Times"/>
+          <w:highlight w:val="white"/>
+        </w:rPr>
+      </w:pPr>
+      <w:r>
+        <w:rPr>
+          <w:rFonts w:ascii="Times" w:eastAsia="Times" w:hAnsi="Times" w:cs="Times"/>
+          <w:highlight w:val="white"/>
+        </w:rPr>
+        <w:t>Working with POS system</w:t>
       </w:r>
     </w:p>
     <w:p>
@@ -923,52 +995,57 @@
         <w:keepNext w:val="0"/>
         <w:keepLines w:val="0"/>
         <w:tabs>
-          <w:tab w:val="right" w:leader="none" w:pos="10440"/>
+          <w:tab w:val="right" w:pos="10440"/>
         </w:tabs>
         <w:spacing w:after="80" w:line="240" w:lineRule="auto"/>
         <w:rPr>
-          <w:rFonts w:ascii="Times" w:cs="Times" w:eastAsia="Times" w:hAnsi="Times"/>
-          <w:b w:val="1"/>
+          <w:rFonts w:ascii="Times" w:eastAsia="Times" w:hAnsi="Times" w:cs="Times"/>
+          <w:b/>
           <w:sz w:val="22"/>
           <w:szCs w:val="22"/>
           <w:highlight w:val="white"/>
         </w:rPr>
       </w:pPr>
-      <w:bookmarkStart w:colFirst="0" w:colLast="0" w:name="_fblh7gv7ht8" w:id="2"/>
+      <w:bookmarkStart w:id="2" w:name="_fblh7gv7ht8" w:colFirst="0" w:colLast="0"/>
       <w:bookmarkEnd w:id="2"/>
       <w:r>
         <w:rPr>
-          <w:rFonts w:ascii="Times" w:cs="Times" w:eastAsia="Times" w:hAnsi="Times"/>
-          <w:b w:val="1"/>
+          <w:rFonts w:ascii="Times" w:eastAsia="Times" w:hAnsi="Times" w:cs="Times"/>
+          <w:b/>
           <w:sz w:val="22"/>
           <w:szCs w:val="22"/>
           <w:highlight w:val="white"/>
-          <w:rtl w:val="0"/>
-        </w:rPr>
-        <w:t xml:space="preserve">KILMORE FISH &amp; CHIPS</w:t>
-      </w:r>
-      <w:r>
-        <w:rPr>
-          <w:rFonts w:ascii="Times" w:cs="Times" w:eastAsia="Times" w:hAnsi="Times"/>
+        </w:rPr>
+        <w:t>KILMORE FISH &amp; CHIPS</w:t>
+      </w:r>
+      <w:r>
+        <w:rPr>
+          <w:rFonts w:ascii="Times" w:eastAsia="Times" w:hAnsi="Times" w:cs="Times"/>
           <w:sz w:val="22"/>
           <w:szCs w:val="22"/>
           <w:highlight w:val="white"/>
-          <w:rtl w:val="0"/>
         </w:rPr>
         <w:t xml:space="preserve"> | Crew Member </w:t>
+      </w:r>
+      <w:r>
+        <w:rPr>
+          <w:rFonts w:ascii="Times" w:eastAsia="Times" w:hAnsi="Times" w:cs="Times"/>
+          <w:sz w:val="22"/>
+          <w:szCs w:val="22"/>
+          <w:highlight w:val="white"/>
+        </w:rPr>
         <w:tab/>
         <w:t xml:space="preserve">Kilmore, Victoria | </w:t>
       </w:r>
       <w:r>
         <w:rPr>
-          <w:rFonts w:ascii="Times" w:cs="Times" w:eastAsia="Times" w:hAnsi="Times"/>
-          <w:b w:val="1"/>
+          <w:rFonts w:ascii="Times" w:eastAsia="Times" w:hAnsi="Times" w:cs="Times"/>
+          <w:b/>
           <w:sz w:val="22"/>
           <w:szCs w:val="22"/>
           <w:highlight w:val="white"/>
-          <w:rtl w:val="0"/>
-        </w:rPr>
-        <w:t xml:space="preserve">SEP 2021 – MAR 2022</w:t>
+        </w:rPr>
+        <w:t>SEP 2021 – MAR 2022</w:t>
       </w:r>
     </w:p>
     <w:p>
@@ -977,26 +1054,39 @@
           <w:ilvl w:val="0"/>
           <w:numId w:val="5"/>
         </w:numPr>
-        <w:shd w:fill="ffffff" w:val="clear"/>
+        <w:shd w:val="clear" w:color="auto" w:fill="FFFFFF"/>
         <w:tabs>
-          <w:tab w:val="right" w:leader="none" w:pos="10620"/>
+          <w:tab w:val="right" w:pos="10620"/>
         </w:tabs>
-        <w:spacing w:after="0" w:afterAutospacing="0" w:line="240" w:lineRule="auto"/>
-        <w:ind w:left="720" w:hanging="360"/>
-        <w:rPr>
-          <w:rFonts w:ascii="Times" w:cs="Times" w:eastAsia="Times" w:hAnsi="Times"/>
-          <w:highlight w:val="white"/>
-          <w:u w:val="none"/>
-        </w:rPr>
-      </w:pPr>
-      <w:r>
-        <w:rPr>
-          <w:rFonts w:ascii="Times" w:cs="Times" w:eastAsia="Times" w:hAnsi="Times"/>
-          <w:highlight w:val="white"/>
-          <w:rtl w:val="0"/>
-        </w:rPr>
-        <w:t xml:space="preserve">Customer assistance</w:t>
-      </w:r>
+        <w:spacing w:line="240" w:lineRule="auto"/>
+        <w:rPr>
+          <w:rFonts w:ascii="Times" w:eastAsia="Times" w:hAnsi="Times" w:cs="Times"/>
+          <w:highlight w:val="white"/>
+        </w:rPr>
+      </w:pPr>
+      <w:r>
+        <w:rPr>
+          <w:rFonts w:ascii="Times" w:eastAsia="Times" w:hAnsi="Times" w:cs="Times"/>
+          <w:highlight w:val="white"/>
+        </w:rPr>
+        <w:t>Coordinated</w:t>
+      </w:r>
+      <w:r>
+        <w:rPr>
+          <w:rFonts w:ascii="Times" w:eastAsia="Times" w:hAnsi="Times" w:cs="Times"/>
+          <w:highlight w:val="white"/>
+        </w:rPr>
+        <w:t xml:space="preserve"> efficiently with other team </w:t>
+      </w:r>
+      <w:proofErr w:type="gramStart"/>
+      <w:r>
+        <w:rPr>
+          <w:rFonts w:ascii="Times" w:eastAsia="Times" w:hAnsi="Times" w:cs="Times"/>
+          <w:highlight w:val="white"/>
+        </w:rPr>
+        <w:t>members</w:t>
+      </w:r>
+      <w:proofErr w:type="gramEnd"/>
     </w:p>
     <w:p>
       <w:pPr>
@@ -1004,25 +1094,22 @@
           <w:ilvl w:val="0"/>
           <w:numId w:val="5"/>
         </w:numPr>
-        <w:shd w:fill="ffffff" w:val="clear"/>
+        <w:shd w:val="clear" w:color="auto" w:fill="FFFFFF"/>
         <w:tabs>
-          <w:tab w:val="right" w:leader="none" w:pos="10620"/>
+          <w:tab w:val="right" w:pos="10620"/>
         </w:tabs>
-        <w:spacing w:after="0" w:afterAutospacing="0" w:line="240" w:lineRule="auto"/>
-        <w:ind w:left="720" w:hanging="360"/>
-        <w:rPr>
-          <w:rFonts w:ascii="Times" w:cs="Times" w:eastAsia="Times" w:hAnsi="Times"/>
-          <w:highlight w:val="white"/>
-          <w:u w:val="none"/>
-        </w:rPr>
-      </w:pPr>
-      <w:r>
-        <w:rPr>
-          <w:rFonts w:ascii="Times" w:cs="Times" w:eastAsia="Times" w:hAnsi="Times"/>
-          <w:highlight w:val="white"/>
-          <w:rtl w:val="0"/>
-        </w:rPr>
-        <w:t xml:space="preserve">Working efficiently with other team members</w:t>
+        <w:spacing w:line="240" w:lineRule="auto"/>
+        <w:rPr>
+          <w:rFonts w:ascii="Times" w:eastAsia="Times" w:hAnsi="Times" w:cs="Times"/>
+          <w:highlight w:val="white"/>
+        </w:rPr>
+      </w:pPr>
+      <w:r>
+        <w:rPr>
+          <w:rFonts w:ascii="Times" w:eastAsia="Times" w:hAnsi="Times" w:cs="Times"/>
+          <w:highlight w:val="white"/>
+        </w:rPr>
+        <w:t>Multitasking</w:t>
       </w:r>
     </w:p>
     <w:p>
@@ -1031,26 +1118,32 @@
           <w:ilvl w:val="0"/>
           <w:numId w:val="5"/>
         </w:numPr>
-        <w:shd w:fill="ffffff" w:val="clear"/>
+        <w:shd w:val="clear" w:color="auto" w:fill="FFFFFF"/>
         <w:tabs>
-          <w:tab w:val="right" w:leader="none" w:pos="10620"/>
+          <w:tab w:val="right" w:pos="10620"/>
         </w:tabs>
-        <w:spacing w:after="0" w:afterAutospacing="0" w:line="240" w:lineRule="auto"/>
-        <w:ind w:left="720" w:hanging="360"/>
-        <w:rPr>
-          <w:rFonts w:ascii="Times" w:cs="Times" w:eastAsia="Times" w:hAnsi="Times"/>
-          <w:highlight w:val="white"/>
-          <w:u w:val="none"/>
-        </w:rPr>
-      </w:pPr>
-      <w:r>
-        <w:rPr>
-          <w:rFonts w:ascii="Times" w:cs="Times" w:eastAsia="Times" w:hAnsi="Times"/>
-          <w:highlight w:val="white"/>
-          <w:rtl w:val="0"/>
-        </w:rPr>
-        <w:t xml:space="preserve">Multitasking</w:t>
-      </w:r>
+        <w:spacing w:line="240" w:lineRule="auto"/>
+        <w:rPr>
+          <w:rFonts w:ascii="Times" w:eastAsia="Times" w:hAnsi="Times" w:cs="Times"/>
+          <w:highlight w:val="white"/>
+        </w:rPr>
+      </w:pPr>
+      <w:r>
+        <w:rPr>
+          <w:rFonts w:ascii="Times" w:eastAsia="Times" w:hAnsi="Times" w:cs="Times"/>
+          <w:highlight w:val="white"/>
+        </w:rPr>
+        <w:t xml:space="preserve">Trained and assisted new team </w:t>
+      </w:r>
+      <w:proofErr w:type="gramStart"/>
+      <w:r>
+        <w:rPr>
+          <w:rFonts w:ascii="Times" w:eastAsia="Times" w:hAnsi="Times" w:cs="Times"/>
+          <w:highlight w:val="white"/>
+        </w:rPr>
+        <w:t>members</w:t>
+      </w:r>
+      <w:proofErr w:type="gramEnd"/>
     </w:p>
     <w:p>
       <w:pPr>
@@ -1058,107 +1151,106 @@
           <w:ilvl w:val="0"/>
           <w:numId w:val="5"/>
         </w:numPr>
-        <w:shd w:fill="ffffff" w:val="clear"/>
+        <w:shd w:val="clear" w:color="auto" w:fill="FFFFFF"/>
         <w:tabs>
-          <w:tab w:val="right" w:leader="none" w:pos="10620"/>
+          <w:tab w:val="right" w:pos="10620"/>
         </w:tabs>
         <w:spacing w:after="60" w:line="240" w:lineRule="auto"/>
-        <w:ind w:left="720" w:hanging="360"/>
-        <w:rPr>
-          <w:rFonts w:ascii="Times" w:cs="Times" w:eastAsia="Times" w:hAnsi="Times"/>
-          <w:highlight w:val="white"/>
-          <w:u w:val="none"/>
-        </w:rPr>
-      </w:pPr>
-      <w:r>
-        <w:rPr>
-          <w:rFonts w:ascii="Times" w:cs="Times" w:eastAsia="Times" w:hAnsi="Times"/>
-          <w:highlight w:val="white"/>
-          <w:rtl w:val="0"/>
-        </w:rPr>
-        <w:t xml:space="preserve">Problem Solving</w:t>
-      </w:r>
-      <w:r>
-        <w:rPr>
-          <w:rtl w:val="0"/>
-        </w:rPr>
+        <w:rPr>
+          <w:rFonts w:ascii="Times" w:eastAsia="Times" w:hAnsi="Times" w:cs="Times"/>
+          <w:highlight w:val="white"/>
+        </w:rPr>
+      </w:pPr>
+      <w:r>
+        <w:rPr>
+          <w:rFonts w:ascii="Times" w:eastAsia="Times" w:hAnsi="Times" w:cs="Times"/>
+          <w:highlight w:val="white"/>
+        </w:rPr>
+        <w:t>Problem Solving</w:t>
       </w:r>
     </w:p>
     <w:p>
       <w:pPr>
-        <w:keepNext w:val="0"/>
-        <w:keepLines w:val="0"/>
-        <w:pageBreakBefore w:val="0"/>
-        <w:widowControl w:val="1"/>
         <w:pBdr>
-          <w:top w:color="000000" w:space="2" w:sz="8" w:val="single"/>
-          <w:left w:space="0" w:sz="0" w:val="nil"/>
-          <w:bottom w:color="000000" w:space="2" w:sz="8" w:val="single"/>
-          <w:right w:space="0" w:sz="0" w:val="nil"/>
-          <w:between w:space="0" w:sz="0" w:val="nil"/>
+          <w:top w:val="single" w:sz="8" w:space="2" w:color="000000"/>
+          <w:left w:val="nil"/>
+          <w:bottom w:val="single" w:sz="8" w:space="2" w:color="000000"/>
+          <w:right w:val="nil"/>
+          <w:between w:val="nil"/>
         </w:pBdr>
-        <w:shd w:fill="c9daf8" w:val="clear"/>
+        <w:shd w:val="clear" w:color="auto" w:fill="C9DAF8"/>
         <w:tabs>
-          <w:tab w:val="right" w:leader="none" w:pos="10620"/>
+          <w:tab w:val="right" w:pos="10620"/>
         </w:tabs>
-        <w:spacing w:after="200" w:before="200" w:line="276" w:lineRule="auto"/>
-        <w:ind w:left="0" w:right="0" w:firstLine="0"/>
-        <w:jc w:val="left"/>
-        <w:rPr>
-          <w:rFonts w:ascii="Times" w:cs="Times" w:eastAsia="Times" w:hAnsi="Times"/>
-          <w:b w:val="1"/>
-        </w:rPr>
-      </w:pPr>
-      <w:r>
-        <w:rPr>
-          <w:rFonts w:ascii="Times" w:cs="Times" w:eastAsia="Times" w:hAnsi="Times"/>
-          <w:b w:val="1"/>
+        <w:spacing w:before="200" w:after="200"/>
+        <w:rPr>
+          <w:rFonts w:ascii="Times" w:eastAsia="Times" w:hAnsi="Times" w:cs="Times"/>
+          <w:b/>
+        </w:rPr>
+      </w:pPr>
+      <w:r>
+        <w:rPr>
+          <w:rFonts w:ascii="Times" w:eastAsia="Times" w:hAnsi="Times" w:cs="Times"/>
+          <w:b/>
           <w:sz w:val="24"/>
           <w:szCs w:val="24"/>
-          <w:rtl w:val="0"/>
-        </w:rPr>
-        <w:t xml:space="preserve">EDUCATION</w:t>
-      </w:r>
-      <w:r>
-        <w:rPr>
-          <w:rtl w:val="0"/>
-        </w:rPr>
+        </w:rPr>
+        <w:t>EDUCATION</w:t>
       </w:r>
     </w:p>
     <w:p>
       <w:pPr>
         <w:tabs>
-          <w:tab w:val="right" w:leader="none" w:pos="10620"/>
+          <w:tab w:val="right" w:pos="10620"/>
         </w:tabs>
         <w:rPr>
-          <w:rFonts w:ascii="Times" w:cs="Times" w:eastAsia="Times" w:hAnsi="Times"/>
-          <w:b w:val="1"/>
-        </w:rPr>
-      </w:pPr>
-      <w:r>
-        <w:rPr>
-          <w:rFonts w:ascii="Times" w:cs="Times" w:eastAsia="Times" w:hAnsi="Times"/>
-          <w:b w:val="1"/>
-          <w:rtl w:val="0"/>
+          <w:rFonts w:ascii="Times" w:eastAsia="Times" w:hAnsi="Times" w:cs="Times"/>
+          <w:b/>
+        </w:rPr>
+      </w:pPr>
+      <w:r>
+        <w:rPr>
+          <w:rFonts w:ascii="Times" w:eastAsia="Times" w:hAnsi="Times" w:cs="Times"/>
+          <w:b/>
         </w:rPr>
         <w:t xml:space="preserve">SWINBURNE UNIVERSITY OF TECHNOLOGY | </w:t>
       </w:r>
       <w:r>
         <w:rPr>
-          <w:rFonts w:ascii="Times" w:cs="Times" w:eastAsia="Times" w:hAnsi="Times"/>
-          <w:i w:val="1"/>
-          <w:rtl w:val="0"/>
-        </w:rPr>
-        <w:t xml:space="preserve">Bachelor Of Computer Science</w:t>
+          <w:rFonts w:ascii="Times" w:eastAsia="Times" w:hAnsi="Times" w:cs="Times"/>
+          <w:i/>
+        </w:rPr>
+        <w:t xml:space="preserve">Bachelor </w:t>
+      </w:r>
+      <w:proofErr w:type="gramStart"/>
+      <w:r>
+        <w:rPr>
+          <w:rFonts w:ascii="Times" w:eastAsia="Times" w:hAnsi="Times" w:cs="Times"/>
+          <w:i/>
+        </w:rPr>
+        <w:t>Of</w:t>
+      </w:r>
+      <w:proofErr w:type="gramEnd"/>
+      <w:r>
+        <w:rPr>
+          <w:rFonts w:ascii="Times" w:eastAsia="Times" w:hAnsi="Times" w:cs="Times"/>
+          <w:i/>
+        </w:rPr>
+        <w:t xml:space="preserve"> Computer Science</w:t>
+      </w:r>
+      <w:r>
+        <w:rPr>
+          <w:rFonts w:ascii="Times" w:eastAsia="Times" w:hAnsi="Times" w:cs="Times"/>
+          <w:i/>
+        </w:rPr>
         <w:tab/>
       </w:r>
       <w:r>
         <w:rPr>
-          <w:rFonts w:ascii="Times" w:cs="Times" w:eastAsia="Times" w:hAnsi="Times"/>
-          <w:b w:val="1"/>
-          <w:rtl w:val="0"/>
-        </w:rPr>
-        <w:t xml:space="preserve">FEB 2023 - PRESENT</w:t>
+          <w:rFonts w:ascii="Times" w:eastAsia="Times" w:hAnsi="Times" w:cs="Times"/>
+          <w:b/>
+        </w:rPr>
+        <w:t>FEB 2023 - PRESENT</w:t>
       </w:r>
     </w:p>
     <w:p>
@@ -1168,94 +1260,97 @@
           <w:numId w:val="6"/>
         </w:numPr>
         <w:tabs>
-          <w:tab w:val="right" w:leader="none" w:pos="10620"/>
+          <w:tab w:val="right" w:pos="10620"/>
         </w:tabs>
-        <w:ind w:left="720" w:hanging="360"/>
-        <w:rPr>
-          <w:rFonts w:ascii="Times" w:cs="Times" w:eastAsia="Times" w:hAnsi="Times"/>
-        </w:rPr>
-      </w:pPr>
-      <w:r>
-        <w:rPr>
-          <w:rFonts w:ascii="Times" w:cs="Times" w:eastAsia="Times" w:hAnsi="Times"/>
-          <w:rtl w:val="0"/>
+        <w:rPr>
+          <w:rFonts w:ascii="Times" w:eastAsia="Times" w:hAnsi="Times" w:cs="Times"/>
+        </w:rPr>
+      </w:pPr>
+      <w:r>
+        <w:rPr>
+          <w:rFonts w:ascii="Times" w:eastAsia="Times" w:hAnsi="Times" w:cs="Times"/>
         </w:rPr>
         <w:t xml:space="preserve">Majoring in </w:t>
       </w:r>
       <w:r>
         <w:rPr>
-          <w:rFonts w:ascii="Times" w:cs="Times" w:eastAsia="Times" w:hAnsi="Times"/>
-          <w:b w:val="1"/>
-          <w:rtl w:val="0"/>
-        </w:rPr>
-        <w:t xml:space="preserve">Software Development</w:t>
+          <w:rFonts w:ascii="Times" w:eastAsia="Times" w:hAnsi="Times" w:cs="Times"/>
+          <w:b/>
+        </w:rPr>
+        <w:t>Software Development</w:t>
       </w:r>
     </w:p>
     <w:p>
       <w:pPr>
         <w:tabs>
-          <w:tab w:val="right" w:leader="none" w:pos="10620"/>
+          <w:tab w:val="right" w:pos="10620"/>
         </w:tabs>
         <w:rPr>
-          <w:rFonts w:ascii="Times" w:cs="Times" w:eastAsia="Times" w:hAnsi="Times"/>
-          <w:b w:val="1"/>
-        </w:rPr>
-      </w:pPr>
-      <w:r>
-        <w:rPr>
-          <w:rtl w:val="0"/>
-        </w:rPr>
-      </w:r>
+          <w:rFonts w:ascii="Times" w:eastAsia="Times" w:hAnsi="Times" w:cs="Times"/>
+          <w:b/>
+        </w:rPr>
+      </w:pPr>
     </w:p>
     <w:p>
       <w:pPr>
-        <w:keepNext w:val="0"/>
-        <w:keepLines w:val="0"/>
-        <w:pageBreakBefore w:val="0"/>
-        <w:widowControl w:val="1"/>
         <w:pBdr>
-          <w:top w:space="0" w:sz="0" w:val="nil"/>
-          <w:left w:space="0" w:sz="0" w:val="nil"/>
-          <w:bottom w:space="0" w:sz="0" w:val="nil"/>
-          <w:right w:space="0" w:sz="0" w:val="nil"/>
-          <w:between w:space="0" w:sz="0" w:val="nil"/>
+          <w:top w:val="nil"/>
+          <w:left w:val="nil"/>
+          <w:bottom w:val="nil"/>
+          <w:right w:val="nil"/>
+          <w:between w:val="nil"/>
         </w:pBdr>
-        <w:shd w:fill="auto" w:val="clear"/>
         <w:tabs>
-          <w:tab w:val="right" w:leader="none" w:pos="10620"/>
+          <w:tab w:val="right" w:pos="10620"/>
         </w:tabs>
-        <w:spacing w:after="0" w:before="0" w:line="276" w:lineRule="auto"/>
-        <w:ind w:left="0" w:right="0" w:firstLine="0"/>
-        <w:jc w:val="left"/>
-        <w:rPr>
-          <w:rFonts w:ascii="Times" w:cs="Times" w:eastAsia="Times" w:hAnsi="Times"/>
-          <w:b w:val="1"/>
-        </w:rPr>
-      </w:pPr>
-      <w:r>
-        <w:rPr>
-          <w:rFonts w:ascii="Times" w:cs="Times" w:eastAsia="Times" w:hAnsi="Times"/>
-          <w:b w:val="1"/>
-          <w:rtl w:val="0"/>
+        <w:rPr>
+          <w:rFonts w:ascii="Times" w:eastAsia="Times" w:hAnsi="Times" w:cs="Times"/>
+          <w:b/>
+        </w:rPr>
+      </w:pPr>
+      <w:r>
+        <w:rPr>
+          <w:rFonts w:ascii="Times" w:eastAsia="Times" w:hAnsi="Times" w:cs="Times"/>
+          <w:b/>
         </w:rPr>
         <w:t xml:space="preserve">SWINBURNE UNIVERSITY OF TECHNOLOGY | </w:t>
       </w:r>
       <w:r>
         <w:rPr>
-          <w:rFonts w:ascii="Times" w:cs="Times" w:eastAsia="Times" w:hAnsi="Times"/>
-          <w:i w:val="1"/>
-          <w:rtl w:val="0"/>
-        </w:rPr>
-        <w:t xml:space="preserve">Diploma Of IT </w:t>
+          <w:rFonts w:ascii="Times" w:eastAsia="Times" w:hAnsi="Times" w:cs="Times"/>
+          <w:i/>
+        </w:rPr>
+        <w:t xml:space="preserve">Diploma </w:t>
+      </w:r>
+      <w:proofErr w:type="gramStart"/>
+      <w:r>
+        <w:rPr>
+          <w:rFonts w:ascii="Times" w:eastAsia="Times" w:hAnsi="Times" w:cs="Times"/>
+          <w:i/>
+        </w:rPr>
+        <w:t>Of</w:t>
+      </w:r>
+      <w:proofErr w:type="gramEnd"/>
+      <w:r>
+        <w:rPr>
+          <w:rFonts w:ascii="Times" w:eastAsia="Times" w:hAnsi="Times" w:cs="Times"/>
+          <w:i/>
+        </w:rPr>
+        <w:t xml:space="preserve"> IT </w:t>
+      </w:r>
+      <w:r>
+        <w:rPr>
+          <w:rFonts w:ascii="Times" w:eastAsia="Times" w:hAnsi="Times" w:cs="Times"/>
+          <w:i/>
+        </w:rPr>
         <w:tab/>
       </w:r>
       <w:r>
         <w:rPr>
-          <w:rFonts w:ascii="Times" w:cs="Times" w:eastAsia="Times" w:hAnsi="Times"/>
-          <w:b w:val="1"/>
-          <w:rtl w:val="0"/>
-        </w:rPr>
-        <w:t xml:space="preserve">FEB 2022 - OCT 2022</w:t>
+          <w:rFonts w:ascii="Times" w:eastAsia="Times" w:hAnsi="Times" w:cs="Times"/>
+          <w:b/>
+        </w:rPr>
+        <w:t>FEB 2022 - OCT 2022</w:t>
       </w:r>
     </w:p>
     <w:p>
@@ -1265,137 +1360,115 @@
           <w:numId w:val="2"/>
         </w:numPr>
         <w:tabs>
-          <w:tab w:val="right" w:leader="none" w:pos="10620"/>
+          <w:tab w:val="right" w:pos="10620"/>
         </w:tabs>
-        <w:ind w:left="720" w:hanging="360"/>
-        <w:rPr>
-          <w:rFonts w:ascii="Times" w:cs="Times" w:eastAsia="Times" w:hAnsi="Times"/>
-          <w:i w:val="1"/>
-        </w:rPr>
-      </w:pPr>
-      <w:r>
-        <w:rPr>
-          <w:rFonts w:ascii="Times" w:cs="Times" w:eastAsia="Times" w:hAnsi="Times"/>
-          <w:i w:val="1"/>
-          <w:rtl w:val="0"/>
+        <w:rPr>
+          <w:rFonts w:ascii="Times" w:eastAsia="Times" w:hAnsi="Times" w:cs="Times"/>
+          <w:i/>
+        </w:rPr>
+      </w:pPr>
+      <w:r>
+        <w:rPr>
+          <w:rFonts w:ascii="Times" w:eastAsia="Times" w:hAnsi="Times" w:cs="Times"/>
+          <w:i/>
         </w:rPr>
         <w:t xml:space="preserve"> </w:t>
       </w:r>
       <w:r>
         <w:rPr>
-          <w:rFonts w:ascii="Times" w:cs="Times" w:eastAsia="Times" w:hAnsi="Times"/>
-          <w:rtl w:val="0"/>
-        </w:rPr>
-        <w:t xml:space="preserve">Cumulative</w:t>
-      </w:r>
-      <w:r>
-        <w:rPr>
-          <w:rFonts w:ascii="Times" w:cs="Times" w:eastAsia="Times" w:hAnsi="Times"/>
-          <w:b w:val="1"/>
-          <w:rtl w:val="0"/>
+          <w:rFonts w:ascii="Times" w:eastAsia="Times" w:hAnsi="Times" w:cs="Times"/>
+        </w:rPr>
+        <w:t>Cumulative</w:t>
+      </w:r>
+      <w:r>
+        <w:rPr>
+          <w:rFonts w:ascii="Times" w:eastAsia="Times" w:hAnsi="Times" w:cs="Times"/>
+          <w:b/>
         </w:rPr>
         <w:t xml:space="preserve"> GPA:</w:t>
       </w:r>
       <w:r>
         <w:rPr>
-          <w:rFonts w:ascii="Times" w:cs="Times" w:eastAsia="Times" w:hAnsi="Times"/>
-          <w:rtl w:val="0"/>
+          <w:rFonts w:ascii="Times" w:eastAsia="Times" w:hAnsi="Times" w:cs="Times"/>
         </w:rPr>
         <w:t xml:space="preserve"> 3.625 / 4</w:t>
-      </w:r>
-      <w:r>
-        <w:rPr>
-          <w:rtl w:val="0"/>
-        </w:rPr>
       </w:r>
     </w:p>
     <w:p>
       <w:pPr>
-        <w:keepNext w:val="0"/>
-        <w:keepLines w:val="0"/>
-        <w:pageBreakBefore w:val="0"/>
-        <w:widowControl w:val="1"/>
         <w:pBdr>
-          <w:top w:color="000000" w:space="2" w:sz="8" w:val="single"/>
-          <w:left w:space="0" w:sz="0" w:val="nil"/>
-          <w:bottom w:color="000000" w:space="2" w:sz="8" w:val="single"/>
-          <w:right w:space="0" w:sz="0" w:val="nil"/>
-          <w:between w:space="0" w:sz="0" w:val="nil"/>
+          <w:top w:val="single" w:sz="8" w:space="2" w:color="000000"/>
+          <w:left w:val="nil"/>
+          <w:bottom w:val="single" w:sz="8" w:space="2" w:color="000000"/>
+          <w:right w:val="nil"/>
+          <w:between w:val="nil"/>
         </w:pBdr>
-        <w:shd w:fill="c9daf8" w:val="clear"/>
+        <w:shd w:val="clear" w:color="auto" w:fill="C9DAF8"/>
         <w:tabs>
-          <w:tab w:val="right" w:leader="none" w:pos="10620"/>
+          <w:tab w:val="right" w:pos="10620"/>
         </w:tabs>
-        <w:spacing w:after="200" w:before="200" w:line="276" w:lineRule="auto"/>
-        <w:ind w:left="0" w:right="0" w:firstLine="0"/>
-        <w:jc w:val="left"/>
-        <w:rPr>
-          <w:rFonts w:ascii="Times" w:cs="Times" w:eastAsia="Times" w:hAnsi="Times"/>
-          <w:b w:val="1"/>
-        </w:rPr>
-      </w:pPr>
-      <w:r>
-        <w:rPr>
-          <w:rFonts w:ascii="Times" w:cs="Times" w:eastAsia="Times" w:hAnsi="Times"/>
-          <w:b w:val="1"/>
+        <w:spacing w:before="200" w:after="200"/>
+        <w:rPr>
+          <w:rFonts w:ascii="Times" w:eastAsia="Times" w:hAnsi="Times" w:cs="Times"/>
+          <w:b/>
+        </w:rPr>
+      </w:pPr>
+      <w:r>
+        <w:rPr>
+          <w:rFonts w:ascii="Times" w:eastAsia="Times" w:hAnsi="Times" w:cs="Times"/>
+          <w:b/>
           <w:sz w:val="24"/>
           <w:szCs w:val="24"/>
-          <w:rtl w:val="0"/>
-        </w:rPr>
-        <w:t xml:space="preserve">PROJECTS</w:t>
-      </w:r>
-      <w:r>
-        <w:rPr>
-          <w:rtl w:val="0"/>
-        </w:rPr>
+        </w:rPr>
+        <w:t>PROJECTS</w:t>
       </w:r>
     </w:p>
     <w:p>
       <w:pPr>
         <w:tabs>
-          <w:tab w:val="right" w:leader="none" w:pos="10620"/>
+          <w:tab w:val="right" w:pos="10620"/>
         </w:tabs>
-        <w:ind w:right="0"/>
-        <w:rPr>
-          <w:rFonts w:ascii="Times" w:cs="Times" w:eastAsia="Times" w:hAnsi="Times"/>
-          <w:b w:val="1"/>
-        </w:rPr>
-      </w:pPr>
-      <w:hyperlink r:id="rId15">
+        <w:rPr>
+          <w:rFonts w:ascii="Times" w:eastAsia="Times" w:hAnsi="Times" w:cs="Times"/>
+          <w:b/>
+        </w:rPr>
+      </w:pPr>
+      <w:hyperlink r:id="rId14">
         <w:r>
           <w:rPr>
-            <w:rFonts w:ascii="Times" w:cs="Times" w:eastAsia="Times" w:hAnsi="Times"/>
-            <w:b w:val="1"/>
-            <w:color w:val="1155cc"/>
+            <w:rFonts w:ascii="Times" w:eastAsia="Times" w:hAnsi="Times" w:cs="Times"/>
+            <w:b/>
+            <w:color w:val="1155CC"/>
             <w:u w:val="single"/>
-            <w:rtl w:val="0"/>
           </w:rPr>
-          <w:t xml:space="preserve">STUDYBUDDY</w:t>
+          <w:t>STUDYBUDDY</w:t>
         </w:r>
       </w:hyperlink>
       <w:r>
         <w:rPr>
-          <w:rFonts w:ascii="Times" w:cs="Times" w:eastAsia="Times" w:hAnsi="Times"/>
-          <w:b w:val="1"/>
-          <w:rtl w:val="0"/>
+          <w:rFonts w:ascii="Times" w:eastAsia="Times" w:hAnsi="Times" w:cs="Times"/>
+          <w:b/>
         </w:rPr>
         <w:t xml:space="preserve"> | </w:t>
       </w:r>
       <w:r>
         <w:rPr>
-          <w:rFonts w:ascii="Times" w:cs="Times" w:eastAsia="Times" w:hAnsi="Times"/>
-          <w:rtl w:val="0"/>
-        </w:rPr>
-        <w:t xml:space="preserve">Social media</w:t>
+          <w:rFonts w:ascii="Times" w:eastAsia="Times" w:hAnsi="Times" w:cs="Times"/>
+        </w:rPr>
+        <w:t>Social media</w:t>
+      </w:r>
+      <w:r>
+        <w:rPr>
+          <w:rFonts w:ascii="Times" w:eastAsia="Times" w:hAnsi="Times" w:cs="Times"/>
+        </w:rPr>
         <w:tab/>
       </w:r>
       <w:r>
         <w:rPr>
-          <w:rFonts w:ascii="Times" w:cs="Times" w:eastAsia="Times" w:hAnsi="Times"/>
-          <w:b w:val="1"/>
-          <w:rtl w:val="0"/>
-        </w:rPr>
-        <w:t xml:space="preserve">JUN 2023</w:t>
+          <w:rFonts w:ascii="Times" w:eastAsia="Times" w:hAnsi="Times" w:cs="Times"/>
+          <w:b/>
+        </w:rPr>
+        <w:t>JUN 2023</w:t>
       </w:r>
     </w:p>
     <w:p>
@@ -1405,36 +1478,39 @@
           <w:numId w:val="3"/>
         </w:numPr>
         <w:tabs>
-          <w:tab w:val="right" w:leader="none" w:pos="10620"/>
+          <w:tab w:val="right" w:pos="10620"/>
         </w:tabs>
-        <w:ind w:left="720" w:right="0" w:hanging="360"/>
-        <w:rPr>
-          <w:rFonts w:ascii="Times" w:cs="Times" w:eastAsia="Times" w:hAnsi="Times"/>
-          <w:u w:val="none"/>
-        </w:rPr>
-      </w:pPr>
-      <w:r>
-        <w:rPr>
-          <w:rFonts w:ascii="Times" w:cs="Times" w:eastAsia="Times" w:hAnsi="Times"/>
-          <w:rtl w:val="0"/>
+        <w:rPr>
+          <w:rFonts w:ascii="Times" w:eastAsia="Times" w:hAnsi="Times" w:cs="Times"/>
+        </w:rPr>
+      </w:pPr>
+      <w:r>
+        <w:rPr>
+          <w:rFonts w:ascii="Times" w:eastAsia="Times" w:hAnsi="Times" w:cs="Times"/>
         </w:rPr>
         <w:t xml:space="preserve">Web application created using </w:t>
       </w:r>
       <w:r>
         <w:rPr>
-          <w:rFonts w:ascii="Times" w:cs="Times" w:eastAsia="Times" w:hAnsi="Times"/>
-          <w:b w:val="1"/>
-          <w:rtl w:val="0"/>
-        </w:rPr>
-        <w:t xml:space="preserve">Python, Django</w:t>
-      </w:r>
-      <w:r>
-        <w:rPr>
-          <w:rFonts w:ascii="Times" w:cs="Times" w:eastAsia="Times" w:hAnsi="Times"/>
-          <w:rtl w:val="0"/>
-        </w:rPr>
-        <w:t xml:space="preserve"> and a premade template</w:t>
-      </w:r>
+          <w:rFonts w:ascii="Times" w:eastAsia="Times" w:hAnsi="Times" w:cs="Times"/>
+          <w:b/>
+        </w:rPr>
+        <w:t>Python, Django</w:t>
+      </w:r>
+      <w:r>
+        <w:rPr>
+          <w:rFonts w:ascii="Times" w:eastAsia="Times" w:hAnsi="Times" w:cs="Times"/>
+        </w:rPr>
+        <w:t xml:space="preserve"> and a premade </w:t>
+      </w:r>
+      <w:proofErr w:type="gramStart"/>
+      <w:r>
+        <w:rPr>
+          <w:rFonts w:ascii="Times" w:eastAsia="Times" w:hAnsi="Times" w:cs="Times"/>
+        </w:rPr>
+        <w:t>template</w:t>
+      </w:r>
+      <w:proofErr w:type="gramEnd"/>
     </w:p>
     <w:p>
       <w:pPr>
@@ -1443,112 +1519,96 @@
           <w:numId w:val="3"/>
         </w:numPr>
         <w:tabs>
-          <w:tab w:val="right" w:leader="none" w:pos="10620"/>
+          <w:tab w:val="right" w:pos="10620"/>
         </w:tabs>
-        <w:ind w:left="720" w:right="0" w:hanging="360"/>
-        <w:rPr>
-          <w:rFonts w:ascii="Times" w:cs="Times" w:eastAsia="Times" w:hAnsi="Times"/>
-          <w:u w:val="none"/>
-        </w:rPr>
-      </w:pPr>
-      <w:r>
-        <w:rPr>
-          <w:rFonts w:ascii="Times" w:cs="Times" w:eastAsia="Times" w:hAnsi="Times"/>
-          <w:rtl w:val="0"/>
-        </w:rPr>
-        <w:t xml:space="preserve">Functionalities include: </w:t>
-      </w:r>
-      <w:r>
-        <w:rPr>
-          <w:rFonts w:ascii="Times" w:cs="Times" w:eastAsia="Times" w:hAnsi="Times"/>
-          <w:rtl w:val="0"/>
-        </w:rPr>
-        <w:t xml:space="preserve">t</w:t>
-      </w:r>
-      <w:r>
-        <w:rPr>
-          <w:rFonts w:ascii="Times" w:cs="Times" w:eastAsia="Times" w:hAnsi="Times"/>
-          <w:rtl w:val="0"/>
-        </w:rPr>
-        <w:t xml:space="preserve">oken</w:t>
-      </w:r>
-      <w:r>
-        <w:rPr>
-          <w:rFonts w:ascii="Times" w:cs="Times" w:eastAsia="Times" w:hAnsi="Times"/>
-          <w:color w:val="1f2328"/>
-          <w:rtl w:val="0"/>
+        <w:rPr>
+          <w:rFonts w:ascii="Times" w:eastAsia="Times" w:hAnsi="Times" w:cs="Times"/>
+        </w:rPr>
+      </w:pPr>
+      <w:r>
+        <w:rPr>
+          <w:rFonts w:ascii="Times" w:eastAsia="Times" w:hAnsi="Times" w:cs="Times"/>
+        </w:rPr>
+        <w:t>Functionalities include token</w:t>
+      </w:r>
+      <w:r>
+        <w:rPr>
+          <w:rFonts w:ascii="Times" w:eastAsia="Times" w:hAnsi="Times" w:cs="Times"/>
+          <w:color w:val="1F2328"/>
         </w:rPr>
         <w:t xml:space="preserve"> creation and authentication, </w:t>
       </w:r>
       <w:r>
         <w:rPr>
-          <w:rFonts w:ascii="Times" w:cs="Times" w:eastAsia="Times" w:hAnsi="Times"/>
-          <w:b w:val="1"/>
-          <w:color w:val="1f2328"/>
-          <w:rtl w:val="0"/>
-        </w:rPr>
-        <w:t xml:space="preserve">Email</w:t>
-      </w:r>
-      <w:r>
-        <w:rPr>
-          <w:rFonts w:ascii="Times" w:cs="Times" w:eastAsia="Times" w:hAnsi="Times"/>
-          <w:color w:val="1f2328"/>
-          <w:rtl w:val="0"/>
+          <w:rFonts w:ascii="Times" w:eastAsia="Times" w:hAnsi="Times" w:cs="Times"/>
+          <w:b/>
+          <w:color w:val="1F2328"/>
+        </w:rPr>
+        <w:t>Email</w:t>
+      </w:r>
+      <w:r>
+        <w:rPr>
+          <w:rFonts w:ascii="Times" w:eastAsia="Times" w:hAnsi="Times" w:cs="Times"/>
+          <w:color w:val="1F2328"/>
         </w:rPr>
         <w:t xml:space="preserve"> authentication and confirmation, password reset </w:t>
       </w:r>
       <w:r>
         <w:rPr>
-          <w:rFonts w:ascii="Times" w:cs="Times" w:eastAsia="Times" w:hAnsi="Times"/>
-          <w:b w:val="1"/>
-          <w:color w:val="1f2328"/>
-          <w:rtl w:val="0"/>
+          <w:rFonts w:ascii="Times" w:eastAsia="Times" w:hAnsi="Times" w:cs="Times"/>
+          <w:b/>
+          <w:color w:val="1F2328"/>
         </w:rPr>
         <w:t xml:space="preserve">CRUD API </w:t>
       </w:r>
       <w:r>
         <w:rPr>
-          <w:rFonts w:ascii="Times" w:cs="Times" w:eastAsia="Times" w:hAnsi="Times"/>
-          <w:color w:val="1f2328"/>
-          <w:rtl w:val="0"/>
+          <w:rFonts w:ascii="Times" w:eastAsia="Times" w:hAnsi="Times" w:cs="Times"/>
+          <w:color w:val="1F2328"/>
         </w:rPr>
         <w:t xml:space="preserve">and </w:t>
       </w:r>
       <w:r>
         <w:rPr>
-          <w:rFonts w:ascii="Times" w:cs="Times" w:eastAsia="Times" w:hAnsi="Times"/>
-          <w:b w:val="1"/>
-          <w:color w:val="1f2328"/>
-          <w:rtl w:val="0"/>
-        </w:rPr>
-        <w:t xml:space="preserve">API</w:t>
-      </w:r>
-      <w:r>
-        <w:rPr>
-          <w:rFonts w:ascii="Times" w:cs="Times" w:eastAsia="Times" w:hAnsi="Times"/>
-          <w:color w:val="1f2328"/>
-          <w:rtl w:val="0"/>
-        </w:rPr>
-        <w:t xml:space="preserve"> permissions</w:t>
-      </w:r>
-      <w:r>
-        <w:rPr>
-          <w:rtl w:val="0"/>
-        </w:rPr>
-      </w:r>
+          <w:rFonts w:ascii="Times" w:eastAsia="Times" w:hAnsi="Times" w:cs="Times"/>
+          <w:b/>
+          <w:color w:val="1F2328"/>
+        </w:rPr>
+        <w:t>API</w:t>
+      </w:r>
+      <w:r>
+        <w:rPr>
+          <w:rFonts w:ascii="Times" w:eastAsia="Times" w:hAnsi="Times" w:cs="Times"/>
+          <w:color w:val="1F2328"/>
+        </w:rPr>
+        <w:t xml:space="preserve"> </w:t>
+      </w:r>
+      <w:proofErr w:type="gramStart"/>
+      <w:r>
+        <w:rPr>
+          <w:rFonts w:ascii="Times" w:eastAsia="Times" w:hAnsi="Times" w:cs="Times"/>
+          <w:color w:val="1F2328"/>
+        </w:rPr>
+        <w:t>permissions</w:t>
+      </w:r>
+      <w:proofErr w:type="gramEnd"/>
     </w:p>
     <w:sectPr>
-      <w:pgSz w:h="15840" w:w="12240" w:orient="portrait"/>
-      <w:pgMar w:bottom="720" w:top="720" w:left="720" w:right="720" w:header="720" w:footer="720"/>
+      <w:pgSz w:w="12240" w:h="15840"/>
+      <w:pgMar w:top="720" w:right="720" w:bottom="720" w:left="720" w:header="720" w:footer="720" w:gutter="0"/>
       <w:pgNumType w:start="1"/>
+      <w:cols w:space="720"/>
     </w:sectPr>
   </w:body>
 </w:document>
 </file>
 
 <file path=word/numbering.xml><?xml version="1.0" encoding="utf-8"?>
-<w:numbering xmlns:mc="http://schemas.openxmlformats.org/markup-compatibility/2006" xmlns:o="urn:schemas-microsoft-com:office:office" xmlns:r="http://schemas.openxmlformats.org/officeDocument/2006/relationships" xmlns:m="http://schemas.openxmlformats.org/officeDocument/2006/math" xmlns:v="urn:schemas-microsoft-com:vml" xmlns:wp="http://schemas.openxmlformats.org/drawingml/2006/wordprocessingDrawing" xmlns:w10="urn:schemas-microsoft-com:office:word" xmlns:w="http://schemas.openxmlformats.org/wordprocessingml/2006/main" xmlns:wne="http://schemas.microsoft.com/office/word/2006/wordml" xmlns:sl="http://schemas.openxmlformats.org/schemaLibrary/2006/main" xmlns:a="http://schemas.openxmlformats.org/drawingml/2006/main" xmlns:pic="http://schemas.openxmlformats.org/drawingml/2006/picture" xmlns:c="http://schemas.openxmlformats.org/drawingml/2006/chart" xmlns:lc="http://schemas.openxmlformats.org/drawingml/2006/lockedCanvas" xmlns:dgm="http://schemas.openxmlformats.org/drawingml/2006/diagram" xmlns:wps="http://schemas.microsoft.com/office/word/2010/wordprocessingShape" xmlns:wpg="http://schemas.microsoft.com/office/word/2010/wordprocessingGroup" xmlns:w14="http://schemas.microsoft.com/office/word/2010/wordml" xmlns:w15="http://schemas.microsoft.com/office/word/2012/wordml">
-  <w:abstractNum w:abstractNumId="1">
+<w:numbering xmlns:wpc="http://schemas.microsoft.com/office/word/2010/wordprocessingCanvas" xmlns:cx="http://schemas.microsoft.com/office/drawing/2014/chartex" xmlns:cx1="http://schemas.microsoft.com/office/drawing/2015/9/8/chartex" xmlns:cx2="http://schemas.microsoft.com/office/drawing/2015/10/21/chartex" xmlns:cx3="http://schemas.microsoft.com/office/drawing/2016/5/9/chartex" xmlns:cx4="http://schemas.microsoft.com/office/drawing/2016/5/10/chartex" xmlns:cx5="http://schemas.microsoft.com/office/drawing/2016/5/11/chartex" xmlns:cx6="http://schemas.microsoft.com/office/drawing/2016/5/12/chartex" xmlns:cx7="http://schemas.microsoft.com/office/drawing/2016/5/13/chartex" xmlns:cx8="http://schemas.microsoft.com/office/drawing/2016/5/14/chartex" xmlns:mc="http://schemas.openxmlformats.org/markup-compatibility/2006" xmlns:aink="http://schemas.microsoft.com/office/drawing/2016/ink" xmlns:am3d="http://schemas.microsoft.com/office/drawing/2017/model3d" xmlns:o="urn:schemas-microsoft-com:office:office" xmlns:oel="http://schemas.microsoft.com/office/2019/extlst" xmlns:r="http://schemas.openxmlformats.org/officeDocument/2006/relationships" xmlns:m="http://schemas.openxmlformats.org/officeDocument/2006/math" xmlns:v="urn:schemas-microsoft-com:vml" xmlns:wp14="http://schemas.microsoft.com/office/word/2010/wordprocessingDrawing" xmlns:wp="http://schemas.openxmlformats.org/drawingml/2006/wordprocessingDrawing" xmlns:w10="urn:schemas-microsoft-com:office:word" xmlns:w="http://schemas.openxmlformats.org/wordprocessingml/2006/main" xmlns:w14="http://schemas.microsoft.com/office/word/2010/wordml" xmlns:w15="http://schemas.microsoft.com/office/word/2012/wordml" xmlns:w16cex="http://schemas.microsoft.com/office/word/2018/wordml/cex" xmlns:w16cid="http://schemas.microsoft.com/office/word/2016/wordml/cid" xmlns:w16="http://schemas.microsoft.com/office/word/2018/wordml" xmlns:w16sdtdh="http://schemas.microsoft.com/office/word/2020/wordml/sdtdatahash" xmlns:w16se="http://schemas.microsoft.com/office/word/2015/wordml/symex" xmlns:wpg="http://schemas.microsoft.com/office/word/2010/wordprocessingGroup" xmlns:wpi="http://schemas.microsoft.com/office/word/2010/wordprocessingInk" xmlns:wne="http://schemas.microsoft.com/office/word/2006/wordml" xmlns:wps="http://schemas.microsoft.com/office/word/2010/wordprocessingShape" mc:Ignorable="w14 w15 w16se w16cid w16 w16cex w16sdtdh wp14">
+  <w:abstractNum w:abstractNumId="0" w15:restartNumberingAfterBreak="0">
+    <w:nsid w:val="03D41BDB"/>
+    <w:multiLevelType w:val="multilevel"/>
+    <w:tmpl w:val="BB342C2E"/>
     <w:lvl w:ilvl="0">
       <w:start w:val="1"/>
       <w:numFmt w:val="bullet"/>
@@ -1658,7 +1718,10 @@
       </w:rPr>
     </w:lvl>
   </w:abstractNum>
-  <w:abstractNum w:abstractNumId="2">
+  <w:abstractNum w:abstractNumId="1" w15:restartNumberingAfterBreak="0">
+    <w:nsid w:val="14D15441"/>
+    <w:multiLevelType w:val="multilevel"/>
+    <w:tmpl w:val="33827D6A"/>
     <w:lvl w:ilvl="0">
       <w:start w:val="1"/>
       <w:numFmt w:val="bullet"/>
@@ -1768,7 +1831,10 @@
       </w:rPr>
     </w:lvl>
   </w:abstractNum>
-  <w:abstractNum w:abstractNumId="3">
+  <w:abstractNum w:abstractNumId="2" w15:restartNumberingAfterBreak="0">
+    <w:nsid w:val="510A4474"/>
+    <w:multiLevelType w:val="multilevel"/>
+    <w:tmpl w:val="9FD2AE80"/>
     <w:lvl w:ilvl="0">
       <w:start w:val="1"/>
       <w:numFmt w:val="bullet"/>
@@ -1878,7 +1944,10 @@
       </w:rPr>
     </w:lvl>
   </w:abstractNum>
-  <w:abstractNum w:abstractNumId="4">
+  <w:abstractNum w:abstractNumId="3" w15:restartNumberingAfterBreak="0">
+    <w:nsid w:val="54476BE4"/>
+    <w:multiLevelType w:val="multilevel"/>
+    <w:tmpl w:val="C95A29A0"/>
     <w:lvl w:ilvl="0">
       <w:start w:val="1"/>
       <w:numFmt w:val="bullet"/>
@@ -1988,7 +2057,10 @@
       </w:rPr>
     </w:lvl>
   </w:abstractNum>
-  <w:abstractNum w:abstractNumId="5">
+  <w:abstractNum w:abstractNumId="4" w15:restartNumberingAfterBreak="0">
+    <w:nsid w:val="5FF86EB9"/>
+    <w:multiLevelType w:val="multilevel"/>
+    <w:tmpl w:val="05E445B2"/>
     <w:lvl w:ilvl="0">
       <w:start w:val="1"/>
       <w:numFmt w:val="bullet"/>
@@ -2098,7 +2170,10 @@
       </w:rPr>
     </w:lvl>
   </w:abstractNum>
-  <w:abstractNum w:abstractNumId="6">
+  <w:abstractNum w:abstractNumId="5" w15:restartNumberingAfterBreak="0">
+    <w:nsid w:val="68DB6518"/>
+    <w:multiLevelType w:val="multilevel"/>
+    <w:tmpl w:val="12A24D1E"/>
     <w:lvl w:ilvl="0">
       <w:start w:val="1"/>
       <w:numFmt w:val="bullet"/>
@@ -2208,7 +2283,10 @@
       </w:rPr>
     </w:lvl>
   </w:abstractNum>
-  <w:abstractNum w:abstractNumId="7">
+  <w:abstractNum w:abstractNumId="6" w15:restartNumberingAfterBreak="0">
+    <w:nsid w:val="71C1424F"/>
+    <w:multiLevelType w:val="multilevel"/>
+    <w:tmpl w:val="0816A0BA"/>
     <w:lvl w:ilvl="0">
       <w:start w:val="1"/>
       <w:numFmt w:val="bullet"/>
@@ -2318,39 +2396,39 @@
       </w:rPr>
     </w:lvl>
   </w:abstractNum>
-  <w:num w:numId="1">
+  <w:num w:numId="1" w16cid:durableId="114831172">
+    <w:abstractNumId w:val="4"/>
+  </w:num>
+  <w:num w:numId="2" w16cid:durableId="754209856">
+    <w:abstractNumId w:val="2"/>
+  </w:num>
+  <w:num w:numId="3" w16cid:durableId="225606564">
+    <w:abstractNumId w:val="0"/>
+  </w:num>
+  <w:num w:numId="4" w16cid:durableId="1817406460">
+    <w:abstractNumId w:val="6"/>
+  </w:num>
+  <w:num w:numId="5" w16cid:durableId="743142244">
+    <w:abstractNumId w:val="3"/>
+  </w:num>
+  <w:num w:numId="6" w16cid:durableId="300230678">
     <w:abstractNumId w:val="1"/>
   </w:num>
-  <w:num w:numId="2">
-    <w:abstractNumId w:val="2"/>
-  </w:num>
-  <w:num w:numId="3">
-    <w:abstractNumId w:val="3"/>
-  </w:num>
-  <w:num w:numId="4">
-    <w:abstractNumId w:val="4"/>
-  </w:num>
-  <w:num w:numId="5">
+  <w:num w:numId="7" w16cid:durableId="1222861926">
     <w:abstractNumId w:val="5"/>
-  </w:num>
-  <w:num w:numId="6">
-    <w:abstractNumId w:val="6"/>
-  </w:num>
-  <w:num w:numId="7">
-    <w:abstractNumId w:val="7"/>
   </w:num>
 </w:numbering>
 </file>
 
 <file path=word/styles.xml><?xml version="1.0" encoding="utf-8"?>
-<w:styles xmlns:mc="http://schemas.openxmlformats.org/markup-compatibility/2006" xmlns:o="urn:schemas-microsoft-com:office:office" xmlns:r="http://schemas.openxmlformats.org/officeDocument/2006/relationships" xmlns:m="http://schemas.openxmlformats.org/officeDocument/2006/math" xmlns:v="urn:schemas-microsoft-com:vml" xmlns:wp="http://schemas.openxmlformats.org/drawingml/2006/wordprocessingDrawing" xmlns:w10="urn:schemas-microsoft-com:office:word" xmlns:w="http://schemas.openxmlformats.org/wordprocessingml/2006/main" xmlns:wne="http://schemas.microsoft.com/office/word/2006/wordml" xmlns:sl="http://schemas.openxmlformats.org/schemaLibrary/2006/main" xmlns:a="http://schemas.openxmlformats.org/drawingml/2006/main" xmlns:pic="http://schemas.openxmlformats.org/drawingml/2006/picture" xmlns:c="http://schemas.openxmlformats.org/drawingml/2006/chart" xmlns:lc="http://schemas.openxmlformats.org/drawingml/2006/lockedCanvas" xmlns:dgm="http://schemas.openxmlformats.org/drawingml/2006/diagram" xmlns:wps="http://schemas.microsoft.com/office/word/2010/wordprocessingShape" xmlns:wpg="http://schemas.microsoft.com/office/word/2010/wordprocessingGroup" xmlns:w14="http://schemas.microsoft.com/office/word/2010/wordml" xmlns:w15="http://schemas.microsoft.com/office/word/2012/wordml">
+<w:styles xmlns:mc="http://schemas.openxmlformats.org/markup-compatibility/2006" xmlns:r="http://schemas.openxmlformats.org/officeDocument/2006/relationships" xmlns:w="http://schemas.openxmlformats.org/wordprocessingml/2006/main" xmlns:w14="http://schemas.microsoft.com/office/word/2010/wordml" xmlns:w15="http://schemas.microsoft.com/office/word/2012/wordml" xmlns:w16cex="http://schemas.microsoft.com/office/word/2018/wordml/cex" xmlns:w16cid="http://schemas.microsoft.com/office/word/2016/wordml/cid" xmlns:w16="http://schemas.microsoft.com/office/word/2018/wordml" xmlns:w16sdtdh="http://schemas.microsoft.com/office/word/2020/wordml/sdtdatahash" xmlns:w16se="http://schemas.microsoft.com/office/word/2015/wordml/symex" mc:Ignorable="w14 w15 w16se w16cid w16 w16cex w16sdtdh">
   <w:docDefaults>
     <w:rPrDefault>
       <w:rPr>
-        <w:rFonts w:ascii="Arial" w:cs="Arial" w:eastAsia="Arial" w:hAnsi="Arial"/>
+        <w:rFonts w:ascii="Arial" w:eastAsia="Arial" w:hAnsi="Arial" w:cs="Arial"/>
         <w:sz w:val="22"/>
         <w:szCs w:val="22"/>
-        <w:lang w:val="en"/>
+        <w:lang w:val="en" w:eastAsia="en-AU" w:bidi="km-KH"/>
       </w:rPr>
     </w:rPrDefault>
     <w:pPrDefault>
@@ -2359,21 +2437,399 @@
       </w:pPr>
     </w:pPrDefault>
   </w:docDefaults>
-  <w:style w:type="paragraph" w:styleId="Normal" w:default="1">
-    <w:name w:val="normal"/>
-  </w:style>
-  <w:style w:type="table" w:styleId="TableNormal" w:default="1">
-    <w:name w:val="Table Normal"/>
+  <w:latentStyles w:defLockedState="0" w:defUIPriority="99" w:defSemiHidden="0" w:defUnhideWhenUsed="0" w:defQFormat="0" w:count="376">
+    <w:lsdException w:name="Normal" w:uiPriority="0" w:qFormat="1"/>
+    <w:lsdException w:name="heading 1" w:uiPriority="9" w:qFormat="1"/>
+    <w:lsdException w:name="heading 2" w:semiHidden="1" w:uiPriority="9" w:unhideWhenUsed="1" w:qFormat="1"/>
+    <w:lsdException w:name="heading 3" w:semiHidden="1" w:uiPriority="9" w:unhideWhenUsed="1" w:qFormat="1"/>
+    <w:lsdException w:name="heading 4" w:semiHidden="1" w:uiPriority="9" w:unhideWhenUsed="1" w:qFormat="1"/>
+    <w:lsdException w:name="heading 5" w:semiHidden="1" w:uiPriority="9" w:unhideWhenUsed="1" w:qFormat="1"/>
+    <w:lsdException w:name="heading 6" w:semiHidden="1" w:uiPriority="9" w:unhideWhenUsed="1" w:qFormat="1"/>
+    <w:lsdException w:name="heading 7" w:semiHidden="1" w:uiPriority="9" w:unhideWhenUsed="1" w:qFormat="1"/>
+    <w:lsdException w:name="heading 8" w:semiHidden="1" w:uiPriority="9" w:unhideWhenUsed="1" w:qFormat="1"/>
+    <w:lsdException w:name="heading 9" w:semiHidden="1" w:uiPriority="9" w:unhideWhenUsed="1" w:qFormat="1"/>
+    <w:lsdException w:name="index 1" w:semiHidden="1" w:unhideWhenUsed="1"/>
+    <w:lsdException w:name="index 2" w:semiHidden="1" w:unhideWhenUsed="1"/>
+    <w:lsdException w:name="index 3" w:semiHidden="1" w:unhideWhenUsed="1"/>
+    <w:lsdException w:name="index 4" w:semiHidden="1" w:unhideWhenUsed="1"/>
+    <w:lsdException w:name="index 5" w:semiHidden="1" w:unhideWhenUsed="1"/>
+    <w:lsdException w:name="index 6" w:semiHidden="1" w:unhideWhenUsed="1"/>
+    <w:lsdException w:name="index 7" w:semiHidden="1" w:unhideWhenUsed="1"/>
+    <w:lsdException w:name="index 8" w:semiHidden="1" w:unhideWhenUsed="1"/>
+    <w:lsdException w:name="index 9" w:semiHidden="1" w:unhideWhenUsed="1"/>
+    <w:lsdException w:name="toc 1" w:semiHidden="1" w:uiPriority="39" w:unhideWhenUsed="1"/>
+    <w:lsdException w:name="toc 2" w:semiHidden="1" w:uiPriority="39" w:unhideWhenUsed="1"/>
+    <w:lsdException w:name="toc 3" w:semiHidden="1" w:uiPriority="39" w:unhideWhenUsed="1"/>
+    <w:lsdException w:name="toc 4" w:semiHidden="1" w:uiPriority="39" w:unhideWhenUsed="1"/>
+    <w:lsdException w:name="toc 5" w:semiHidden="1" w:uiPriority="39" w:unhideWhenUsed="1"/>
+    <w:lsdException w:name="toc 6" w:semiHidden="1" w:uiPriority="39" w:unhideWhenUsed="1"/>
+    <w:lsdException w:name="toc 7" w:semiHidden="1" w:uiPriority="39" w:unhideWhenUsed="1"/>
+    <w:lsdException w:name="toc 8" w:semiHidden="1" w:uiPriority="39" w:unhideWhenUsed="1"/>
+    <w:lsdException w:name="toc 9" w:semiHidden="1" w:uiPriority="39" w:unhideWhenUsed="1"/>
+    <w:lsdException w:name="Normal Indent" w:semiHidden="1" w:unhideWhenUsed="1"/>
+    <w:lsdException w:name="footnote text" w:semiHidden="1" w:unhideWhenUsed="1"/>
+    <w:lsdException w:name="annotation text" w:semiHidden="1" w:unhideWhenUsed="1"/>
+    <w:lsdException w:name="header" w:semiHidden="1" w:unhideWhenUsed="1"/>
+    <w:lsdException w:name="footer" w:semiHidden="1" w:unhideWhenUsed="1"/>
+    <w:lsdException w:name="index heading" w:semiHidden="1" w:unhideWhenUsed="1"/>
+    <w:lsdException w:name="caption" w:semiHidden="1" w:uiPriority="35" w:unhideWhenUsed="1" w:qFormat="1"/>
+    <w:lsdException w:name="table of figures" w:semiHidden="1" w:unhideWhenUsed="1"/>
+    <w:lsdException w:name="envelope address" w:semiHidden="1" w:unhideWhenUsed="1"/>
+    <w:lsdException w:name="envelope return" w:semiHidden="1" w:unhideWhenUsed="1"/>
+    <w:lsdException w:name="footnote reference" w:semiHidden="1" w:unhideWhenUsed="1"/>
+    <w:lsdException w:name="annotation reference" w:semiHidden="1" w:unhideWhenUsed="1"/>
+    <w:lsdException w:name="line number" w:semiHidden="1" w:unhideWhenUsed="1"/>
+    <w:lsdException w:name="page number" w:semiHidden="1" w:unhideWhenUsed="1"/>
+    <w:lsdException w:name="endnote reference" w:semiHidden="1" w:unhideWhenUsed="1"/>
+    <w:lsdException w:name="endnote text" w:semiHidden="1" w:unhideWhenUsed="1"/>
+    <w:lsdException w:name="table of authorities" w:semiHidden="1" w:unhideWhenUsed="1"/>
+    <w:lsdException w:name="macro" w:semiHidden="1" w:unhideWhenUsed="1"/>
+    <w:lsdException w:name="toa heading" w:semiHidden="1" w:unhideWhenUsed="1"/>
+    <w:lsdException w:name="List" w:semiHidden="1" w:unhideWhenUsed="1"/>
+    <w:lsdException w:name="List Bullet" w:semiHidden="1" w:unhideWhenUsed="1"/>
+    <w:lsdException w:name="List Number" w:semiHidden="1" w:unhideWhenUsed="1"/>
+    <w:lsdException w:name="List 2" w:semiHidden="1" w:unhideWhenUsed="1"/>
+    <w:lsdException w:name="List 3" w:semiHidden="1" w:unhideWhenUsed="1"/>
+    <w:lsdException w:name="List 4" w:semiHidden="1" w:unhideWhenUsed="1"/>
+    <w:lsdException w:name="List 5" w:semiHidden="1" w:unhideWhenUsed="1"/>
+    <w:lsdException w:name="List Bullet 2" w:semiHidden="1" w:unhideWhenUsed="1"/>
+    <w:lsdException w:name="List Bullet 3" w:semiHidden="1" w:unhideWhenUsed="1"/>
+    <w:lsdException w:name="List Bullet 4" w:semiHidden="1" w:unhideWhenUsed="1"/>
+    <w:lsdException w:name="List Bullet 5" w:semiHidden="1" w:unhideWhenUsed="1"/>
+    <w:lsdException w:name="List Number 2" w:semiHidden="1" w:unhideWhenUsed="1"/>
+    <w:lsdException w:name="List Number 3" w:semiHidden="1" w:unhideWhenUsed="1"/>
+    <w:lsdException w:name="List Number 4" w:semiHidden="1" w:unhideWhenUsed="1"/>
+    <w:lsdException w:name="List Number 5" w:semiHidden="1" w:unhideWhenUsed="1"/>
+    <w:lsdException w:name="Title" w:uiPriority="10" w:qFormat="1"/>
+    <w:lsdException w:name="Closing" w:semiHidden="1" w:unhideWhenUsed="1"/>
+    <w:lsdException w:name="Signature" w:semiHidden="1" w:unhideWhenUsed="1"/>
+    <w:lsdException w:name="Default Paragraph Font" w:semiHidden="1" w:uiPriority="1" w:unhideWhenUsed="1"/>
+    <w:lsdException w:name="Body Text" w:semiHidden="1" w:unhideWhenUsed="1"/>
+    <w:lsdException w:name="Body Text Indent" w:semiHidden="1" w:unhideWhenUsed="1"/>
+    <w:lsdException w:name="List Continue" w:semiHidden="1" w:unhideWhenUsed="1"/>
+    <w:lsdException w:name="List Continue 2" w:semiHidden="1" w:unhideWhenUsed="1"/>
+    <w:lsdException w:name="List Continue 3" w:semiHidden="1" w:unhideWhenUsed="1"/>
+    <w:lsdException w:name="List Continue 4" w:semiHidden="1" w:unhideWhenUsed="1"/>
+    <w:lsdException w:name="List Continue 5" w:semiHidden="1" w:unhideWhenUsed="1"/>
+    <w:lsdException w:name="Message Header" w:semiHidden="1" w:unhideWhenUsed="1"/>
+    <w:lsdException w:name="Subtitle" w:uiPriority="11" w:qFormat="1"/>
+    <w:lsdException w:name="Salutation" w:semiHidden="1" w:unhideWhenUsed="1"/>
+    <w:lsdException w:name="Date" w:semiHidden="1" w:unhideWhenUsed="1"/>
+    <w:lsdException w:name="Body Text First Indent" w:semiHidden="1" w:unhideWhenUsed="1"/>
+    <w:lsdException w:name="Body Text First Indent 2" w:semiHidden="1" w:unhideWhenUsed="1"/>
+    <w:lsdException w:name="Note Heading" w:semiHidden="1" w:unhideWhenUsed="1"/>
+    <w:lsdException w:name="Body Text 2" w:semiHidden="1" w:unhideWhenUsed="1"/>
+    <w:lsdException w:name="Body Text 3" w:semiHidden="1" w:unhideWhenUsed="1"/>
+    <w:lsdException w:name="Body Text Indent 2" w:semiHidden="1" w:unhideWhenUsed="1"/>
+    <w:lsdException w:name="Body Text Indent 3" w:semiHidden="1" w:unhideWhenUsed="1"/>
+    <w:lsdException w:name="Block Text" w:semiHidden="1" w:unhideWhenUsed="1"/>
+    <w:lsdException w:name="Hyperlink" w:semiHidden="1" w:unhideWhenUsed="1"/>
+    <w:lsdException w:name="FollowedHyperlink" w:semiHidden="1" w:unhideWhenUsed="1"/>
+    <w:lsdException w:name="Strong" w:uiPriority="22" w:qFormat="1"/>
+    <w:lsdException w:name="Emphasis" w:uiPriority="20" w:qFormat="1"/>
+    <w:lsdException w:name="Document Map" w:semiHidden="1" w:unhideWhenUsed="1"/>
+    <w:lsdException w:name="Plain Text" w:semiHidden="1" w:unhideWhenUsed="1"/>
+    <w:lsdException w:name="E-mail Signature" w:semiHidden="1" w:unhideWhenUsed="1"/>
+    <w:lsdException w:name="HTML Top of Form" w:semiHidden="1" w:unhideWhenUsed="1"/>
+    <w:lsdException w:name="HTML Bottom of Form" w:semiHidden="1" w:unhideWhenUsed="1"/>
+    <w:lsdException w:name="Normal (Web)" w:semiHidden="1" w:unhideWhenUsed="1"/>
+    <w:lsdException w:name="HTML Acronym" w:semiHidden="1" w:unhideWhenUsed="1"/>
+    <w:lsdException w:name="HTML Address" w:semiHidden="1" w:unhideWhenUsed="1"/>
+    <w:lsdException w:name="HTML Cite" w:semiHidden="1" w:unhideWhenUsed="1"/>
+    <w:lsdException w:name="HTML Code" w:semiHidden="1" w:unhideWhenUsed="1"/>
+    <w:lsdException w:name="HTML Definition" w:semiHidden="1" w:unhideWhenUsed="1"/>
+    <w:lsdException w:name="HTML Keyboard" w:semiHidden="1" w:unhideWhenUsed="1"/>
+    <w:lsdException w:name="HTML Preformatted" w:semiHidden="1" w:unhideWhenUsed="1"/>
+    <w:lsdException w:name="HTML Sample" w:semiHidden="1" w:unhideWhenUsed="1"/>
+    <w:lsdException w:name="HTML Typewriter" w:semiHidden="1" w:unhideWhenUsed="1"/>
+    <w:lsdException w:name="HTML Variable" w:semiHidden="1" w:unhideWhenUsed="1"/>
+    <w:lsdException w:name="Normal Table" w:semiHidden="1" w:unhideWhenUsed="1"/>
+    <w:lsdException w:name="annotation subject" w:semiHidden="1" w:unhideWhenUsed="1"/>
+    <w:lsdException w:name="No List" w:semiHidden="1" w:unhideWhenUsed="1"/>
+    <w:lsdException w:name="Outline List 1" w:semiHidden="1" w:unhideWhenUsed="1"/>
+    <w:lsdException w:name="Outline List 2" w:semiHidden="1" w:unhideWhenUsed="1"/>
+    <w:lsdException w:name="Outline List 3" w:semiHidden="1" w:unhideWhenUsed="1"/>
+    <w:lsdException w:name="Table Simple 1" w:semiHidden="1" w:unhideWhenUsed="1"/>
+    <w:lsdException w:name="Table Simple 2" w:semiHidden="1" w:unhideWhenUsed="1"/>
+    <w:lsdException w:name="Table Simple 3" w:semiHidden="1" w:unhideWhenUsed="1"/>
+    <w:lsdException w:name="Table Classic 1" w:semiHidden="1" w:unhideWhenUsed="1"/>
+    <w:lsdException w:name="Table Classic 2" w:semiHidden="1" w:unhideWhenUsed="1"/>
+    <w:lsdException w:name="Table Classic 3" w:semiHidden="1" w:unhideWhenUsed="1"/>
+    <w:lsdException w:name="Table Classic 4" w:semiHidden="1" w:unhideWhenUsed="1"/>
+    <w:lsdException w:name="Table Colorful 1" w:semiHidden="1" w:unhideWhenUsed="1"/>
+    <w:lsdException w:name="Table Colorful 2" w:semiHidden="1" w:unhideWhenUsed="1"/>
+    <w:lsdException w:name="Table Colorful 3" w:semiHidden="1" w:unhideWhenUsed="1"/>
+    <w:lsdException w:name="Table Columns 1" w:semiHidden="1" w:unhideWhenUsed="1"/>
+    <w:lsdException w:name="Table Columns 2" w:semiHidden="1" w:unhideWhenUsed="1"/>
+    <w:lsdException w:name="Table Columns 3" w:semiHidden="1" w:unhideWhenUsed="1"/>
+    <w:lsdException w:name="Table Columns 4" w:semiHidden="1" w:unhideWhenUsed="1"/>
+    <w:lsdException w:name="Table Columns 5" w:semiHidden="1" w:unhideWhenUsed="1"/>
+    <w:lsdException w:name="Table Grid 1" w:semiHidden="1" w:unhideWhenUsed="1"/>
+    <w:lsdException w:name="Table Grid 2" w:semiHidden="1" w:unhideWhenUsed="1"/>
+    <w:lsdException w:name="Table Grid 3" w:semiHidden="1" w:unhideWhenUsed="1"/>
+    <w:lsdException w:name="Table Grid 4" w:semiHidden="1" w:unhideWhenUsed="1"/>
+    <w:lsdException w:name="Table Grid 5" w:semiHidden="1" w:unhideWhenUsed="1"/>
+    <w:lsdException w:name="Table Grid 6" w:semiHidden="1" w:unhideWhenUsed="1"/>
+    <w:lsdException w:name="Table Grid 7" w:semiHidden="1" w:unhideWhenUsed="1"/>
+    <w:lsdException w:name="Table Grid 8" w:semiHidden="1" w:unhideWhenUsed="1"/>
+    <w:lsdException w:name="Table List 1" w:semiHidden="1" w:unhideWhenUsed="1"/>
+    <w:lsdException w:name="Table List 2" w:semiHidden="1" w:unhideWhenUsed="1"/>
+    <w:lsdException w:name="Table List 3" w:semiHidden="1" w:unhideWhenUsed="1"/>
+    <w:lsdException w:name="Table List 4" w:semiHidden="1" w:unhideWhenUsed="1"/>
+    <w:lsdException w:name="Table List 5" w:semiHidden="1" w:unhideWhenUsed="1"/>
+    <w:lsdException w:name="Table List 6" w:semiHidden="1" w:unhideWhenUsed="1"/>
+    <w:lsdException w:name="Table List 7" w:semiHidden="1" w:unhideWhenUsed="1"/>
+    <w:lsdException w:name="Table List 8" w:semiHidden="1" w:unhideWhenUsed="1"/>
+    <w:lsdException w:name="Table 3D effects 1" w:semiHidden="1" w:unhideWhenUsed="1"/>
+    <w:lsdException w:name="Table 3D effects 2" w:semiHidden="1" w:unhideWhenUsed="1"/>
+    <w:lsdException w:name="Table 3D effects 3" w:semiHidden="1" w:unhideWhenUsed="1"/>
+    <w:lsdException w:name="Table Contemporary" w:semiHidden="1" w:unhideWhenUsed="1"/>
+    <w:lsdException w:name="Table Elegant" w:semiHidden="1" w:unhideWhenUsed="1"/>
+    <w:lsdException w:name="Table Professional" w:semiHidden="1" w:unhideWhenUsed="1"/>
+    <w:lsdException w:name="Table Subtle 1" w:semiHidden="1" w:unhideWhenUsed="1"/>
+    <w:lsdException w:name="Table Subtle 2" w:semiHidden="1" w:unhideWhenUsed="1"/>
+    <w:lsdException w:name="Table Web 1" w:semiHidden="1" w:unhideWhenUsed="1"/>
+    <w:lsdException w:name="Table Web 2" w:semiHidden="1" w:unhideWhenUsed="1"/>
+    <w:lsdException w:name="Table Web 3" w:semiHidden="1" w:unhideWhenUsed="1"/>
+    <w:lsdException w:name="Balloon Text" w:semiHidden="1" w:unhideWhenUsed="1"/>
+    <w:lsdException w:name="Table Grid" w:uiPriority="39"/>
+    <w:lsdException w:name="Table Theme" w:semiHidden="1" w:unhideWhenUsed="1"/>
+    <w:lsdException w:name="Placeholder Text" w:semiHidden="1"/>
+    <w:lsdException w:name="No Spacing" w:uiPriority="1" w:qFormat="1"/>
+    <w:lsdException w:name="Light Shading" w:uiPriority="60"/>
+    <w:lsdException w:name="Light List" w:uiPriority="61"/>
+    <w:lsdException w:name="Light Grid" w:uiPriority="62"/>
+    <w:lsdException w:name="Medium Shading 1" w:uiPriority="63"/>
+    <w:lsdException w:name="Medium Shading 2" w:uiPriority="64"/>
+    <w:lsdException w:name="Medium List 1" w:uiPriority="65"/>
+    <w:lsdException w:name="Medium List 2" w:uiPriority="66"/>
+    <w:lsdException w:name="Medium Grid 1" w:uiPriority="67"/>
+    <w:lsdException w:name="Medium Grid 2" w:uiPriority="68"/>
+    <w:lsdException w:name="Medium Grid 3" w:uiPriority="69"/>
+    <w:lsdException w:name="Dark List" w:uiPriority="70"/>
+    <w:lsdException w:name="Colorful Shading" w:uiPriority="71"/>
+    <w:lsdException w:name="Colorful List" w:uiPriority="72"/>
+    <w:lsdException w:name="Colorful Grid" w:uiPriority="73"/>
+    <w:lsdException w:name="Light Shading Accent 1" w:uiPriority="60"/>
+    <w:lsdException w:name="Light List Accent 1" w:uiPriority="61"/>
+    <w:lsdException w:name="Light Grid Accent 1" w:uiPriority="62"/>
+    <w:lsdException w:name="Medium Shading 1 Accent 1" w:uiPriority="63"/>
+    <w:lsdException w:name="Medium Shading 2 Accent 1" w:uiPriority="64"/>
+    <w:lsdException w:name="Medium List 1 Accent 1" w:uiPriority="65"/>
+    <w:lsdException w:name="Revision" w:semiHidden="1"/>
+    <w:lsdException w:name="List Paragraph" w:uiPriority="34" w:qFormat="1"/>
+    <w:lsdException w:name="Quote" w:uiPriority="29" w:qFormat="1"/>
+    <w:lsdException w:name="Intense Quote" w:uiPriority="30" w:qFormat="1"/>
+    <w:lsdException w:name="Medium List 2 Accent 1" w:uiPriority="66"/>
+    <w:lsdException w:name="Medium Grid 1 Accent 1" w:uiPriority="67"/>
+    <w:lsdException w:name="Medium Grid 2 Accent 1" w:uiPriority="68"/>
+    <w:lsdException w:name="Medium Grid 3 Accent 1" w:uiPriority="69"/>
+    <w:lsdException w:name="Dark List Accent 1" w:uiPriority="70"/>
+    <w:lsdException w:name="Colorful Shading Accent 1" w:uiPriority="71"/>
+    <w:lsdException w:name="Colorful List Accent 1" w:uiPriority="72"/>
+    <w:lsdException w:name="Colorful Grid Accent 1" w:uiPriority="73"/>
+    <w:lsdException w:name="Light Shading Accent 2" w:uiPriority="60"/>
+    <w:lsdException w:name="Light List Accent 2" w:uiPriority="61"/>
+    <w:lsdException w:name="Light Grid Accent 2" w:uiPriority="62"/>
+    <w:lsdException w:name="Medium Shading 1 Accent 2" w:uiPriority="63"/>
+    <w:lsdException w:name="Medium Shading 2 Accent 2" w:uiPriority="64"/>
+    <w:lsdException w:name="Medium List 1 Accent 2" w:uiPriority="65"/>
+    <w:lsdException w:name="Medium List 2 Accent 2" w:uiPriority="66"/>
+    <w:lsdException w:name="Medium Grid 1 Accent 2" w:uiPriority="67"/>
+    <w:lsdException w:name="Medium Grid 2 Accent 2" w:uiPriority="68"/>
+    <w:lsdException w:name="Medium Grid 3 Accent 2" w:uiPriority="69"/>
+    <w:lsdException w:name="Dark List Accent 2" w:uiPriority="70"/>
+    <w:lsdException w:name="Colorful Shading Accent 2" w:uiPriority="71"/>
+    <w:lsdException w:name="Colorful List Accent 2" w:uiPriority="72"/>
+    <w:lsdException w:name="Colorful Grid Accent 2" w:uiPriority="73"/>
+    <w:lsdException w:name="Light Shading Accent 3" w:uiPriority="60"/>
+    <w:lsdException w:name="Light List Accent 3" w:uiPriority="61"/>
+    <w:lsdException w:name="Light Grid Accent 3" w:uiPriority="62"/>
+    <w:lsdException w:name="Medium Shading 1 Accent 3" w:uiPriority="63"/>
+    <w:lsdException w:name="Medium Shading 2 Accent 3" w:uiPriority="64"/>
+    <w:lsdException w:name="Medium List 1 Accent 3" w:uiPriority="65"/>
+    <w:lsdException w:name="Medium List 2 Accent 3" w:uiPriority="66"/>
+    <w:lsdException w:name="Medium Grid 1 Accent 3" w:uiPriority="67"/>
+    <w:lsdException w:name="Medium Grid 2 Accent 3" w:uiPriority="68"/>
+    <w:lsdException w:name="Medium Grid 3 Accent 3" w:uiPriority="69"/>
+    <w:lsdException w:name="Dark List Accent 3" w:uiPriority="70"/>
+    <w:lsdException w:name="Colorful Shading Accent 3" w:uiPriority="71"/>
+    <w:lsdException w:name="Colorful List Accent 3" w:uiPriority="72"/>
+    <w:lsdException w:name="Colorful Grid Accent 3" w:uiPriority="73"/>
+    <w:lsdException w:name="Light Shading Accent 4" w:uiPriority="60"/>
+    <w:lsdException w:name="Light List Accent 4" w:uiPriority="61"/>
+    <w:lsdException w:name="Light Grid Accent 4" w:uiPriority="62"/>
+    <w:lsdException w:name="Medium Shading 1 Accent 4" w:uiPriority="63"/>
+    <w:lsdException w:name="Medium Shading 2 Accent 4" w:uiPriority="64"/>
+    <w:lsdException w:name="Medium List 1 Accent 4" w:uiPriority="65"/>
+    <w:lsdException w:name="Medium List 2 Accent 4" w:uiPriority="66"/>
+    <w:lsdException w:name="Medium Grid 1 Accent 4" w:uiPriority="67"/>
+    <w:lsdException w:name="Medium Grid 2 Accent 4" w:uiPriority="68"/>
+    <w:lsdException w:name="Medium Grid 3 Accent 4" w:uiPriority="69"/>
+    <w:lsdException w:name="Dark List Accent 4" w:uiPriority="70"/>
+    <w:lsdException w:name="Colorful Shading Accent 4" w:uiPriority="71"/>
+    <w:lsdException w:name="Colorful List Accent 4" w:uiPriority="72"/>
+    <w:lsdException w:name="Colorful Grid Accent 4" w:uiPriority="73"/>
+    <w:lsdException w:name="Light Shading Accent 5" w:uiPriority="60"/>
+    <w:lsdException w:name="Light List Accent 5" w:uiPriority="61"/>
+    <w:lsdException w:name="Light Grid Accent 5" w:uiPriority="62"/>
+    <w:lsdException w:name="Medium Shading 1 Accent 5" w:uiPriority="63"/>
+    <w:lsdException w:name="Medium Shading 2 Accent 5" w:uiPriority="64"/>
+    <w:lsdException w:name="Medium List 1 Accent 5" w:uiPriority="65"/>
+    <w:lsdException w:name="Medium List 2 Accent 5" w:uiPriority="66"/>
+    <w:lsdException w:name="Medium Grid 1 Accent 5" w:uiPriority="67"/>
+    <w:lsdException w:name="Medium Grid 2 Accent 5" w:uiPriority="68"/>
+    <w:lsdException w:name="Medium Grid 3 Accent 5" w:uiPriority="69"/>
+    <w:lsdException w:name="Dark List Accent 5" w:uiPriority="70"/>
+    <w:lsdException w:name="Colorful Shading Accent 5" w:uiPriority="71"/>
+    <w:lsdException w:name="Colorful List Accent 5" w:uiPriority="72"/>
+    <w:lsdException w:name="Colorful Grid Accent 5" w:uiPriority="73"/>
+    <w:lsdException w:name="Light Shading Accent 6" w:uiPriority="60"/>
+    <w:lsdException w:name="Light List Accent 6" w:uiPriority="61"/>
+    <w:lsdException w:name="Light Grid Accent 6" w:uiPriority="62"/>
+    <w:lsdException w:name="Medium Shading 1 Accent 6" w:uiPriority="63"/>
+    <w:lsdException w:name="Medium Shading 2 Accent 6" w:uiPriority="64"/>
+    <w:lsdException w:name="Medium List 1 Accent 6" w:uiPriority="65"/>
+    <w:lsdException w:name="Medium List 2 Accent 6" w:uiPriority="66"/>
+    <w:lsdException w:name="Medium Grid 1 Accent 6" w:uiPriority="67"/>
+    <w:lsdException w:name="Medium Grid 2 Accent 6" w:uiPriority="68"/>
+    <w:lsdException w:name="Medium Grid 3 Accent 6" w:uiPriority="69"/>
+    <w:lsdException w:name="Dark List Accent 6" w:uiPriority="70"/>
+    <w:lsdException w:name="Colorful Shading Accent 6" w:uiPriority="71"/>
+    <w:lsdException w:name="Colorful List Accent 6" w:uiPriority="72"/>
+    <w:lsdException w:name="Colorful Grid Accent 6" w:uiPriority="73"/>
+    <w:lsdException w:name="Subtle Emphasis" w:uiPriority="19" w:qFormat="1"/>
+    <w:lsdException w:name="Intense Emphasis" w:uiPriority="21" w:qFormat="1"/>
+    <w:lsdException w:name="Subtle Reference" w:uiPriority="31" w:qFormat="1"/>
+    <w:lsdException w:name="Intense Reference" w:uiPriority="32" w:qFormat="1"/>
+    <w:lsdException w:name="Book Title" w:uiPriority="33" w:qFormat="1"/>
+    <w:lsdException w:name="Bibliography" w:semiHidden="1" w:uiPriority="37" w:unhideWhenUsed="1"/>
+    <w:lsdException w:name="TOC Heading" w:semiHidden="1" w:uiPriority="39" w:unhideWhenUsed="1" w:qFormat="1"/>
+    <w:lsdException w:name="Plain Table 1" w:uiPriority="41"/>
+    <w:lsdException w:name="Plain Table 2" w:uiPriority="42"/>
+    <w:lsdException w:name="Plain Table 3" w:uiPriority="43"/>
+    <w:lsdException w:name="Plain Table 4" w:uiPriority="44"/>
+    <w:lsdException w:name="Plain Table 5" w:uiPriority="45"/>
+    <w:lsdException w:name="Grid Table Light" w:uiPriority="40"/>
+    <w:lsdException w:name="Grid Table 1 Light" w:uiPriority="46"/>
+    <w:lsdException w:name="Grid Table 2" w:uiPriority="47"/>
+    <w:lsdException w:name="Grid Table 3" w:uiPriority="48"/>
+    <w:lsdException w:name="Grid Table 4" w:uiPriority="49"/>
+    <w:lsdException w:name="Grid Table 5 Dark" w:uiPriority="50"/>
+    <w:lsdException w:name="Grid Table 6 Colorful" w:uiPriority="51"/>
+    <w:lsdException w:name="Grid Table 7 Colorful" w:uiPriority="52"/>
+    <w:lsdException w:name="Grid Table 1 Light Accent 1" w:uiPriority="46"/>
+    <w:lsdException w:name="Grid Table 2 Accent 1" w:uiPriority="47"/>
+    <w:lsdException w:name="Grid Table 3 Accent 1" w:uiPriority="48"/>
+    <w:lsdException w:name="Grid Table 4 Accent 1" w:uiPriority="49"/>
+    <w:lsdException w:name="Grid Table 5 Dark Accent 1" w:uiPriority="50"/>
+    <w:lsdException w:name="Grid Table 6 Colorful Accent 1" w:uiPriority="51"/>
+    <w:lsdException w:name="Grid Table 7 Colorful Accent 1" w:uiPriority="52"/>
+    <w:lsdException w:name="Grid Table 1 Light Accent 2" w:uiPriority="46"/>
+    <w:lsdException w:name="Grid Table 2 Accent 2" w:uiPriority="47"/>
+    <w:lsdException w:name="Grid Table 3 Accent 2" w:uiPriority="48"/>
+    <w:lsdException w:name="Grid Table 4 Accent 2" w:uiPriority="49"/>
+    <w:lsdException w:name="Grid Table 5 Dark Accent 2" w:uiPriority="50"/>
+    <w:lsdException w:name="Grid Table 6 Colorful Accent 2" w:uiPriority="51"/>
+    <w:lsdException w:name="Grid Table 7 Colorful Accent 2" w:uiPriority="52"/>
+    <w:lsdException w:name="Grid Table 1 Light Accent 3" w:uiPriority="46"/>
+    <w:lsdException w:name="Grid Table 2 Accent 3" w:uiPriority="47"/>
+    <w:lsdException w:name="Grid Table 3 Accent 3" w:uiPriority="48"/>
+    <w:lsdException w:name="Grid Table 4 Accent 3" w:uiPriority="49"/>
+    <w:lsdException w:name="Grid Table 5 Dark Accent 3" w:uiPriority="50"/>
+    <w:lsdException w:name="Grid Table 6 Colorful Accent 3" w:uiPriority="51"/>
+    <w:lsdException w:name="Grid Table 7 Colorful Accent 3" w:uiPriority="52"/>
+    <w:lsdException w:name="Grid Table 1 Light Accent 4" w:uiPriority="46"/>
+    <w:lsdException w:name="Grid Table 2 Accent 4" w:uiPriority="47"/>
+    <w:lsdException w:name="Grid Table 3 Accent 4" w:uiPriority="48"/>
+    <w:lsdException w:name="Grid Table 4 Accent 4" w:uiPriority="49"/>
+    <w:lsdException w:name="Grid Table 5 Dark Accent 4" w:uiPriority="50"/>
+    <w:lsdException w:name="Grid Table 6 Colorful Accent 4" w:uiPriority="51"/>
+    <w:lsdException w:name="Grid Table 7 Colorful Accent 4" w:uiPriority="52"/>
+    <w:lsdException w:name="Grid Table 1 Light Accent 5" w:uiPriority="46"/>
+    <w:lsdException w:name="Grid Table 2 Accent 5" w:uiPriority="47"/>
+    <w:lsdException w:name="Grid Table 3 Accent 5" w:uiPriority="48"/>
+    <w:lsdException w:name="Grid Table 4 Accent 5" w:uiPriority="49"/>
+    <w:lsdException w:name="Grid Table 5 Dark Accent 5" w:uiPriority="50"/>
+    <w:lsdException w:name="Grid Table 6 Colorful Accent 5" w:uiPriority="51"/>
+    <w:lsdException w:name="Grid Table 7 Colorful Accent 5" w:uiPriority="52"/>
+    <w:lsdException w:name="Grid Table 1 Light Accent 6" w:uiPriority="46"/>
+    <w:lsdException w:name="Grid Table 2 Accent 6" w:uiPriority="47"/>
+    <w:lsdException w:name="Grid Table 3 Accent 6" w:uiPriority="48"/>
+    <w:lsdException w:name="Grid Table 4 Accent 6" w:uiPriority="49"/>
+    <w:lsdException w:name="Grid Table 5 Dark Accent 6" w:uiPriority="50"/>
+    <w:lsdException w:name="Grid Table 6 Colorful Accent 6" w:uiPriority="51"/>
+    <w:lsdException w:name="Grid Table 7 Colorful Accent 6" w:uiPriority="52"/>
+    <w:lsdException w:name="List Table 1 Light" w:uiPriority="46"/>
+    <w:lsdException w:name="List Table 2" w:uiPriority="47"/>
+    <w:lsdException w:name="List Table 3" w:uiPriority="48"/>
+    <w:lsdException w:name="List Table 4" w:uiPriority="49"/>
+    <w:lsdException w:name="List Table 5 Dark" w:uiPriority="50"/>
+    <w:lsdException w:name="List Table 6 Colorful" w:uiPriority="51"/>
+    <w:lsdException w:name="List Table 7 Colorful" w:uiPriority="52"/>
+    <w:lsdException w:name="List Table 1 Light Accent 1" w:uiPriority="46"/>
+    <w:lsdException w:name="List Table 2 Accent 1" w:uiPriority="47"/>
+    <w:lsdException w:name="List Table 3 Accent 1" w:uiPriority="48"/>
+    <w:lsdException w:name="List Table 4 Accent 1" w:uiPriority="49"/>
+    <w:lsdException w:name="List Table 5 Dark Accent 1" w:uiPriority="50"/>
+    <w:lsdException w:name="List Table 6 Colorful Accent 1" w:uiPriority="51"/>
+    <w:lsdException w:name="List Table 7 Colorful Accent 1" w:uiPriority="52"/>
+    <w:lsdException w:name="List Table 1 Light Accent 2" w:uiPriority="46"/>
+    <w:lsdException w:name="List Table 2 Accent 2" w:uiPriority="47"/>
+    <w:lsdException w:name="List Table 3 Accent 2" w:uiPriority="48"/>
+    <w:lsdException w:name="List Table 4 Accent 2" w:uiPriority="49"/>
+    <w:lsdException w:name="List Table 5 Dark Accent 2" w:uiPriority="50"/>
+    <w:lsdException w:name="List Table 6 Colorful Accent 2" w:uiPriority="51"/>
+    <w:lsdException w:name="List Table 7 Colorful Accent 2" w:uiPriority="52"/>
+    <w:lsdException w:name="List Table 1 Light Accent 3" w:uiPriority="46"/>
+    <w:lsdException w:name="List Table 2 Accent 3" w:uiPriority="47"/>
+    <w:lsdException w:name="List Table 3 Accent 3" w:uiPriority="48"/>
+    <w:lsdException w:name="List Table 4 Accent 3" w:uiPriority="49"/>
+    <w:lsdException w:name="List Table 5 Dark Accent 3" w:uiPriority="50"/>
+    <w:lsdException w:name="List Table 6 Colorful Accent 3" w:uiPriority="51"/>
+    <w:lsdException w:name="List Table 7 Colorful Accent 3" w:uiPriority="52"/>
+    <w:lsdException w:name="List Table 1 Light Accent 4" w:uiPriority="46"/>
+    <w:lsdException w:name="List Table 2 Accent 4" w:uiPriority="47"/>
+    <w:lsdException w:name="List Table 3 Accent 4" w:uiPriority="48"/>
+    <w:lsdException w:name="List Table 4 Accent 4" w:uiPriority="49"/>
+    <w:lsdException w:name="List Table 5 Dark Accent 4" w:uiPriority="50"/>
+    <w:lsdException w:name="List Table 6 Colorful Accent 4" w:uiPriority="51"/>
+    <w:lsdException w:name="List Table 7 Colorful Accent 4" w:uiPriority="52"/>
+    <w:lsdException w:name="List Table 1 Light Accent 5" w:uiPriority="46"/>
+    <w:lsdException w:name="List Table 2 Accent 5" w:uiPriority="47"/>
+    <w:lsdException w:name="List Table 3 Accent 5" w:uiPriority="48"/>
+    <w:lsdException w:name="List Table 4 Accent 5" w:uiPriority="49"/>
+    <w:lsdException w:name="List Table 5 Dark Accent 5" w:uiPriority="50"/>
+    <w:lsdException w:name="List Table 6 Colorful Accent 5" w:uiPriority="51"/>
+    <w:lsdException w:name="List Table 7 Colorful Accent 5" w:uiPriority="52"/>
+    <w:lsdException w:name="List Table 1 Light Accent 6" w:uiPriority="46"/>
+    <w:lsdException w:name="List Table 2 Accent 6" w:uiPriority="47"/>
+    <w:lsdException w:name="List Table 3 Accent 6" w:uiPriority="48"/>
+    <w:lsdException w:name="List Table 4 Accent 6" w:uiPriority="49"/>
+    <w:lsdException w:name="List Table 5 Dark Accent 6" w:uiPriority="50"/>
+    <w:lsdException w:name="List Table 6 Colorful Accent 6" w:uiPriority="51"/>
+    <w:lsdException w:name="List Table 7 Colorful Accent 6" w:uiPriority="52"/>
+    <w:lsdException w:name="Mention" w:semiHidden="1" w:unhideWhenUsed="1"/>
+    <w:lsdException w:name="Smart Hyperlink" w:semiHidden="1" w:unhideWhenUsed="1"/>
+    <w:lsdException w:name="Hashtag" w:semiHidden="1" w:unhideWhenUsed="1"/>
+    <w:lsdException w:name="Unresolved Mention" w:semiHidden="1" w:unhideWhenUsed="1"/>
+    <w:lsdException w:name="Smart Link" w:semiHidden="1" w:unhideWhenUsed="1"/>
+  </w:latentStyles>
+  <w:style w:type="paragraph" w:default="1" w:styleId="Normal">
+    <w:name w:val="Normal"/>
+    <w:qFormat/>
   </w:style>
   <w:style w:type="paragraph" w:styleId="Heading1">
     <w:name w:val="heading 1"/>
     <w:basedOn w:val="Normal"/>
     <w:next w:val="Normal"/>
+    <w:uiPriority w:val="9"/>
+    <w:qFormat/>
     <w:pPr>
-      <w:keepNext w:val="1"/>
-      <w:keepLines w:val="1"/>
-      <w:pageBreakBefore w:val="0"/>
-      <w:spacing w:after="120" w:before="400" w:lineRule="auto"/>
+      <w:keepNext/>
+      <w:keepLines/>
+      <w:spacing w:before="400" w:after="120"/>
+      <w:outlineLvl w:val="0"/>
     </w:pPr>
     <w:rPr>
       <w:sz w:val="40"/>
@@ -2384,14 +2840,16 @@
     <w:name w:val="heading 2"/>
     <w:basedOn w:val="Normal"/>
     <w:next w:val="Normal"/>
+    <w:uiPriority w:val="9"/>
+    <w:unhideWhenUsed/>
+    <w:qFormat/>
     <w:pPr>
-      <w:keepNext w:val="1"/>
-      <w:keepLines w:val="1"/>
-      <w:pageBreakBefore w:val="0"/>
-      <w:spacing w:after="120" w:before="360" w:lineRule="auto"/>
+      <w:keepNext/>
+      <w:keepLines/>
+      <w:spacing w:before="360" w:after="120"/>
+      <w:outlineLvl w:val="1"/>
     </w:pPr>
     <w:rPr>
-      <w:b w:val="0"/>
       <w:sz w:val="32"/>
       <w:szCs w:val="32"/>
     </w:rPr>
@@ -2400,14 +2858,16 @@
     <w:name w:val="heading 3"/>
     <w:basedOn w:val="Normal"/>
     <w:next w:val="Normal"/>
+    <w:uiPriority w:val="9"/>
+    <w:unhideWhenUsed/>
+    <w:qFormat/>
     <w:pPr>
-      <w:keepNext w:val="1"/>
-      <w:keepLines w:val="1"/>
-      <w:pageBreakBefore w:val="0"/>
-      <w:spacing w:after="80" w:before="320" w:lineRule="auto"/>
+      <w:keepNext/>
+      <w:keepLines/>
+      <w:spacing w:before="320" w:after="80"/>
+      <w:outlineLvl w:val="2"/>
     </w:pPr>
     <w:rPr>
-      <w:b w:val="0"/>
       <w:color w:val="434343"/>
       <w:sz w:val="28"/>
       <w:szCs w:val="28"/>
@@ -2417,11 +2877,15 @@
     <w:name w:val="heading 4"/>
     <w:basedOn w:val="Normal"/>
     <w:next w:val="Normal"/>
+    <w:uiPriority w:val="9"/>
+    <w:semiHidden/>
+    <w:unhideWhenUsed/>
+    <w:qFormat/>
     <w:pPr>
-      <w:keepNext w:val="1"/>
-      <w:keepLines w:val="1"/>
-      <w:pageBreakBefore w:val="0"/>
-      <w:spacing w:after="80" w:before="280" w:lineRule="auto"/>
+      <w:keepNext/>
+      <w:keepLines/>
+      <w:spacing w:before="280" w:after="80"/>
+      <w:outlineLvl w:val="3"/>
     </w:pPr>
     <w:rPr>
       <w:color w:val="666666"/>
@@ -2433,44 +2897,76 @@
     <w:name w:val="heading 5"/>
     <w:basedOn w:val="Normal"/>
     <w:next w:val="Normal"/>
+    <w:uiPriority w:val="9"/>
+    <w:semiHidden/>
+    <w:unhideWhenUsed/>
+    <w:qFormat/>
     <w:pPr>
-      <w:keepNext w:val="1"/>
-      <w:keepLines w:val="1"/>
-      <w:pageBreakBefore w:val="0"/>
-      <w:spacing w:after="80" w:before="240" w:lineRule="auto"/>
+      <w:keepNext/>
+      <w:keepLines/>
+      <w:spacing w:before="240" w:after="80"/>
+      <w:outlineLvl w:val="4"/>
     </w:pPr>
     <w:rPr>
       <w:color w:val="666666"/>
-      <w:sz w:val="22"/>
-      <w:szCs w:val="22"/>
     </w:rPr>
   </w:style>
   <w:style w:type="paragraph" w:styleId="Heading6">
     <w:name w:val="heading 6"/>
     <w:basedOn w:val="Normal"/>
     <w:next w:val="Normal"/>
+    <w:uiPriority w:val="9"/>
+    <w:semiHidden/>
+    <w:unhideWhenUsed/>
+    <w:qFormat/>
     <w:pPr>
-      <w:keepNext w:val="1"/>
-      <w:keepLines w:val="1"/>
-      <w:pageBreakBefore w:val="0"/>
-      <w:spacing w:after="80" w:before="240" w:lineRule="auto"/>
+      <w:keepNext/>
+      <w:keepLines/>
+      <w:spacing w:before="240" w:after="80"/>
+      <w:outlineLvl w:val="5"/>
     </w:pPr>
     <w:rPr>
-      <w:i w:val="1"/>
+      <w:i/>
       <w:color w:val="666666"/>
-      <w:sz w:val="22"/>
-      <w:szCs w:val="22"/>
     </w:rPr>
+  </w:style>
+  <w:style w:type="character" w:default="1" w:styleId="DefaultParagraphFont">
+    <w:name w:val="Default Paragraph Font"/>
+    <w:uiPriority w:val="1"/>
+    <w:semiHidden/>
+    <w:unhideWhenUsed/>
+  </w:style>
+  <w:style w:type="table" w:default="1" w:styleId="TableNormal">
+    <w:name w:val="Normal Table"/>
+    <w:uiPriority w:val="99"/>
+    <w:semiHidden/>
+    <w:unhideWhenUsed/>
+    <w:tblPr>
+      <w:tblInd w:w="0" w:type="dxa"/>
+      <w:tblCellMar>
+        <w:top w:w="0" w:type="dxa"/>
+        <w:left w:w="108" w:type="dxa"/>
+        <w:bottom w:w="0" w:type="dxa"/>
+        <w:right w:w="108" w:type="dxa"/>
+      </w:tblCellMar>
+    </w:tblPr>
+  </w:style>
+  <w:style w:type="numbering" w:default="1" w:styleId="NoList">
+    <w:name w:val="No List"/>
+    <w:uiPriority w:val="99"/>
+    <w:semiHidden/>
+    <w:unhideWhenUsed/>
   </w:style>
   <w:style w:type="paragraph" w:styleId="Title">
     <w:name w:val="Title"/>
     <w:basedOn w:val="Normal"/>
     <w:next w:val="Normal"/>
+    <w:uiPriority w:val="10"/>
+    <w:qFormat/>
     <w:pPr>
-      <w:keepNext w:val="1"/>
-      <w:keepLines w:val="1"/>
-      <w:pageBreakBefore w:val="0"/>
-      <w:spacing w:after="60" w:before="0" w:lineRule="auto"/>
+      <w:keepNext/>
+      <w:keepLines/>
+      <w:spacing w:after="60"/>
     </w:pPr>
     <w:rPr>
       <w:sz w:val="52"/>
@@ -2481,15 +2977,14 @@
     <w:name w:val="Subtitle"/>
     <w:basedOn w:val="Normal"/>
     <w:next w:val="Normal"/>
+    <w:uiPriority w:val="11"/>
+    <w:qFormat/>
     <w:pPr>
-      <w:keepNext w:val="1"/>
-      <w:keepLines w:val="1"/>
-      <w:pageBreakBefore w:val="0"/>
-      <w:spacing w:after="320" w:before="0" w:lineRule="auto"/>
+      <w:keepNext/>
+      <w:keepLines/>
+      <w:spacing w:after="320"/>
     </w:pPr>
     <w:rPr>
-      <w:rFonts w:ascii="Arial" w:cs="Arial" w:eastAsia="Arial" w:hAnsi="Arial"/>
-      <w:i w:val="0"/>
       <w:color w:val="666666"/>
       <w:sz w:val="30"/>
       <w:szCs w:val="30"/>
